--- a/harisha.docx
+++ b/harisha.docx
@@ -1,6 +1,6 @@
 
 <file path=word/document.xml><?xml version="1.0" encoding="utf-8"?>
-<w:document xmlns:wpc="http://schemas.microsoft.com/office/word/2010/wordprocessingCanvas" xmlns:mc="http://schemas.openxmlformats.org/markup-compatibility/2006" xmlns:o="urn:schemas-microsoft-com:office:office" xmlns:r="http://schemas.openxmlformats.org/officeDocument/2006/relationships" xmlns:m="http://schemas.openxmlformats.org/officeDocument/2006/math" xmlns:v="urn:schemas-microsoft-com:vml" xmlns:wp14="http://schemas.microsoft.com/office/word/2010/wordprocessingDrawing" xmlns:wp="http://schemas.openxmlformats.org/drawingml/2006/wordprocessingDrawing" xmlns:w10="urn:schemas-microsoft-com:office:word" xmlns:w="http://schemas.openxmlformats.org/wordprocessingml/2006/main" xmlns:w14="http://schemas.microsoft.com/office/word/2010/wordml" xmlns:wpg="http://schemas.microsoft.com/office/word/2010/wordprocessingGroup" xmlns:wpi="http://schemas.microsoft.com/office/word/2010/wordprocessingInk" xmlns:wne="http://schemas.microsoft.com/office/word/2006/wordml" xmlns:wps="http://schemas.microsoft.com/office/word/2010/wordprocessingShape" mc:Ignorable="w14 wp14">
+<w:document xmlns:wpc="http://schemas.microsoft.com/office/word/2010/wordprocessingCanvas" xmlns:cx="http://schemas.microsoft.com/office/drawing/2014/chartex" xmlns:cx1="http://schemas.microsoft.com/office/drawing/2015/9/8/chartex" xmlns:cx2="http://schemas.microsoft.com/office/drawing/2015/10/21/chartex" xmlns:cx3="http://schemas.microsoft.com/office/drawing/2016/5/9/chartex" xmlns:cx4="http://schemas.microsoft.com/office/drawing/2016/5/10/chartex" xmlns:cx5="http://schemas.microsoft.com/office/drawing/2016/5/11/chartex" xmlns:cx6="http://schemas.microsoft.com/office/drawing/2016/5/12/chartex" xmlns:cx7="http://schemas.microsoft.com/office/drawing/2016/5/13/chartex" xmlns:cx8="http://schemas.microsoft.com/office/drawing/2016/5/14/chartex" xmlns:mc="http://schemas.openxmlformats.org/markup-compatibility/2006" xmlns:aink="http://schemas.microsoft.com/office/drawing/2016/ink" xmlns:am3d="http://schemas.microsoft.com/office/drawing/2017/model3d" xmlns:o="urn:schemas-microsoft-com:office:office" xmlns:oel="http://schemas.microsoft.com/office/2019/extlst" xmlns:r="http://schemas.openxmlformats.org/officeDocument/2006/relationships" xmlns:m="http://schemas.openxmlformats.org/officeDocument/2006/math" xmlns:v="urn:schemas-microsoft-com:vml" xmlns:wp14="http://schemas.microsoft.com/office/word/2010/wordprocessingDrawing" xmlns:wp="http://schemas.openxmlformats.org/drawingml/2006/wordprocessingDrawing" xmlns:w10="urn:schemas-microsoft-com:office:word" xmlns:w="http://schemas.openxmlformats.org/wordprocessingml/2006/main" xmlns:w14="http://schemas.microsoft.com/office/word/2010/wordml" xmlns:w15="http://schemas.microsoft.com/office/word/2012/wordml" xmlns:w16cex="http://schemas.microsoft.com/office/word/2018/wordml/cex" xmlns:w16cid="http://schemas.microsoft.com/office/word/2016/wordml/cid" xmlns:w16="http://schemas.microsoft.com/office/word/2018/wordml" xmlns:w16du="http://schemas.microsoft.com/office/word/2023/wordml/word16du" xmlns:w16sdtdh="http://schemas.microsoft.com/office/word/2020/wordml/sdtdatahash" xmlns:w16se="http://schemas.microsoft.com/office/word/2015/wordml/symex" xmlns:wpg="http://schemas.microsoft.com/office/word/2010/wordprocessingGroup" xmlns:wpi="http://schemas.microsoft.com/office/word/2010/wordprocessingInk" xmlns:wne="http://schemas.microsoft.com/office/word/2006/wordml" xmlns:wps="http://schemas.microsoft.com/office/word/2010/wordprocessingShape" mc:Ignorable="w14 w15 w16se w16cid w16 w16cex w16sdtdh w16du wp14">
   <w:body>
     <w:p>
       <w:pPr>
@@ -9,24 +9,13 @@
           <w:szCs w:val="40"/>
         </w:rPr>
       </w:pPr>
-      <w:bookmarkStart w:id="0" w:name="_GoBack"/>
-      <w:bookmarkEnd w:id="0"/>
       <w:r>
         <w:rPr>
           <w:sz w:val="40"/>
           <w:szCs w:val="40"/>
         </w:rPr>
-        <w:t xml:space="preserve">Topic: </w:t>
-      </w:r>
-      <w:proofErr w:type="spellStart"/>
-      <w:r>
-        <w:rPr>
-          <w:sz w:val="40"/>
-          <w:szCs w:val="40"/>
-        </w:rPr>
-        <w:t>Libspace</w:t>
-      </w:r>
-      <w:proofErr w:type="spellEnd"/>
+        <w:t>Topic: Libspace</w:t>
+      </w:r>
     </w:p>
     <w:p>
       <w:pPr>
@@ -96,6 +85,13 @@
         </w:rPr>
         <w:t>HARISHA.SS</w:t>
       </w:r>
+      <w:r>
+        <w:rPr>
+          <w:sz w:val="40"/>
+          <w:szCs w:val="40"/>
+        </w:rPr>
+        <w:t xml:space="preserve"> - DEVELOPER</w:t>
+      </w:r>
     </w:p>
     <w:p>
       <w:pPr>
@@ -136,6 +132,13 @@
         </w:rPr>
         <w:t>GEETHA.A</w:t>
       </w:r>
+      <w:r>
+        <w:rPr>
+          <w:sz w:val="40"/>
+          <w:szCs w:val="40"/>
+        </w:rPr>
+        <w:t xml:space="preserve"> - CODING</w:t>
+      </w:r>
     </w:p>
     <w:p>
       <w:pPr>
@@ -167,25 +170,22 @@
           <w:sz w:val="40"/>
           <w:szCs w:val="40"/>
         </w:rPr>
-        <w:t xml:space="preserve">Team </w:t>
-      </w:r>
-      <w:proofErr w:type="spellStart"/>
-      <w:r>
-        <w:rPr>
-          <w:color w:val="FF0000"/>
+        <w:t>Team member:</w:t>
+      </w:r>
+      <w:r>
+        <w:rPr>
           <w:sz w:val="40"/>
           <w:szCs w:val="40"/>
         </w:rPr>
-        <w:t>member:</w:t>
+        <w:t>GOWRISANGARI.K</w:t>
       </w:r>
       <w:r>
         <w:rPr>
           <w:sz w:val="40"/>
           <w:szCs w:val="40"/>
         </w:rPr>
-        <w:t>GOWRISANGARI.K</w:t>
-      </w:r>
-      <w:proofErr w:type="spellEnd"/>
+        <w:t xml:space="preserve"> – DEMO VIDEO</w:t>
+      </w:r>
     </w:p>
     <w:p>
       <w:pPr>
@@ -209,11 +209,9 @@
     </w:p>
     <w:p/>
     <w:p>
-      <w:proofErr w:type="spellStart"/>
       <w:r>
         <w:t>LibSpace</w:t>
       </w:r>
-      <w:proofErr w:type="spellEnd"/>
     </w:p>
     <w:p>
       <w:r>
@@ -221,13 +219,8 @@
       </w:r>
     </w:p>
     <w:p>
-      <w:proofErr w:type="spellStart"/>
-      <w:r>
-        <w:t>Libspace</w:t>
-      </w:r>
-      <w:proofErr w:type="spellEnd"/>
-      <w:r>
-        <w:t xml:space="preserve"> API - A Robust Backend for Library Operations.</w:t>
+      <w:r>
+        <w:t>Libspace API - A Robust Backend for Library Operations.</w:t>
       </w:r>
     </w:p>
     <w:p/>
@@ -237,38 +230,20 @@
       </w:r>
     </w:p>
     <w:p>
-      <w:proofErr w:type="spellStart"/>
-      <w:r>
-        <w:t>LibSpace</w:t>
-      </w:r>
-      <w:proofErr w:type="spellEnd"/>
-      <w:r>
-        <w:t xml:space="preserve"> is a micro web-based library management system that provides secure user authentication and basic book management features. The application allows users to register, log in, log out, and delete their accounts. Once authenticated, users can perform CRUD (Create, Read, Update, Delete) operations on books, including adding new books, viewing the list of books, updating book details, and deleting books.</w:t>
+      <w:r>
+        <w:t>LibSpace is a micro web-based library management system that provides secure user authentication and basic book management features. The application allows users to register, log in, log out, and delete their accounts. Once authenticated, users can perform CRUD (Create, Read, Update, Delete) operations on books, including adding new books, viewing the list of books, updating book details, and deleting books.</w:t>
       </w:r>
     </w:p>
     <w:p>
       <w:r>
         <w:lastRenderedPageBreak/>
-        <w:t xml:space="preserve">The main goal of </w:t>
-      </w:r>
-      <w:proofErr w:type="spellStart"/>
-      <w:r>
-        <w:t>LibSpace</w:t>
-      </w:r>
-      <w:proofErr w:type="spellEnd"/>
-      <w:r>
-        <w:t xml:space="preserve"> is to demonstrate authentication flow and CRUD operations while  backend, and database functionalities in a structured manner.</w:t>
-      </w:r>
-    </w:p>
-    <w:p>
-      <w:r>
-        <w:t xml:space="preserve">2. Project Instructions – </w:t>
-      </w:r>
-      <w:proofErr w:type="spellStart"/>
-      <w:r>
-        <w:t>LibSpace</w:t>
-      </w:r>
-      <w:proofErr w:type="spellEnd"/>
+        <w:t>The main goal of LibSpace is to demonstrate authentication flow and CRUD operations while  backend, and database functionalities in a structured manner.</w:t>
+      </w:r>
+    </w:p>
+    <w:p>
+      <w:r>
+        <w:t>2. Project Instructions – LibSpace</w:t>
+      </w:r>
     </w:p>
     <w:p>
       <w:r>
@@ -376,15 +351,7 @@
     </w:p>
     <w:p>
       <w:r>
-        <w:t xml:space="preserve">Before running or developing </w:t>
-      </w:r>
-      <w:proofErr w:type="spellStart"/>
-      <w:r>
-        <w:t>LibSpace</w:t>
-      </w:r>
-      <w:proofErr w:type="spellEnd"/>
-      <w:r>
-        <w:t>, ensure the following:</w:t>
+        <w:t>Before running or developing LibSpace, ensure the following:</w:t>
       </w:r>
     </w:p>
     <w:p>
@@ -438,15 +405,7 @@
       </w:r>
       <w:r>
         <w:tab/>
-        <w:t xml:space="preserve">Node.js and </w:t>
-      </w:r>
-      <w:proofErr w:type="spellStart"/>
-      <w:r>
-        <w:t>npm</w:t>
-      </w:r>
-      <w:proofErr w:type="spellEnd"/>
-      <w:r>
-        <w:t xml:space="preserve"> installed</w:t>
+        <w:t>Node.js and npm installed</w:t>
       </w:r>
     </w:p>
     <w:p>
@@ -534,13 +493,8 @@
       </w:r>
     </w:p>
     <w:p>
-      <w:proofErr w:type="spellStart"/>
-      <w:r>
-        <w:t>LibSpace</w:t>
-      </w:r>
-      <w:proofErr w:type="spellEnd"/>
-      <w:r>
-        <w:t xml:space="preserve"> follows a Layered Backend Architecture consisting of:</w:t>
+      <w:r>
+        <w:t>LibSpace follows a Layered Backend Architecture consisting of:</w:t>
       </w:r>
     </w:p>
     <w:p>
@@ -738,15 +692,7 @@
       </w:r>
       <w:r>
         <w:tab/>
-        <w:t xml:space="preserve">Password hashing (e.g., </w:t>
-      </w:r>
-      <w:proofErr w:type="spellStart"/>
-      <w:r>
-        <w:t>bcrypt</w:t>
-      </w:r>
-      <w:proofErr w:type="spellEnd"/>
-      <w:r>
-        <w:t>)</w:t>
+        <w:t>Password hashing (e.g., bcrypt)</w:t>
       </w:r>
     </w:p>
     <w:p>
@@ -833,15 +779,7 @@
       </w:r>
       <w:r>
         <w:tab/>
-        <w:t xml:space="preserve">Books (title, author, </w:t>
-      </w:r>
-      <w:proofErr w:type="spellStart"/>
-      <w:r>
-        <w:t>published_date</w:t>
-      </w:r>
-      <w:proofErr w:type="spellEnd"/>
-      <w:r>
-        <w:t>, etc.)</w:t>
+        <w:t>Books (title, author, published_date, etc.)</w:t>
       </w:r>
     </w:p>
     <w:p>
@@ -1009,23 +947,7 @@
       </w:r>
       <w:r>
         <w:tab/>
-        <w:t>Automatic timestamps (</w:t>
-      </w:r>
-      <w:proofErr w:type="spellStart"/>
-      <w:r>
-        <w:t>createdAt</w:t>
-      </w:r>
-      <w:proofErr w:type="spellEnd"/>
-      <w:r>
-        <w:t xml:space="preserve">, </w:t>
-      </w:r>
-      <w:proofErr w:type="spellStart"/>
-      <w:r>
-        <w:t>updatedAt</w:t>
-      </w:r>
-      <w:proofErr w:type="spellEnd"/>
-      <w:r>
-        <w:t>)</w:t>
+        <w:t>Automatic timestamps (createdAt, updatedAt)</w:t>
       </w:r>
     </w:p>
     <w:p>
@@ -1035,32 +957,16 @@
     </w:p>
     <w:p>
       <w:r>
-        <w:t xml:space="preserve">Each book is linked to a specific user using a reference (user: </w:t>
-      </w:r>
-      <w:proofErr w:type="spellStart"/>
-      <w:r>
-        <w:t>ObjectId</w:t>
-      </w:r>
-      <w:proofErr w:type="spellEnd"/>
-      <w:r>
-        <w:t>).</w:t>
-      </w:r>
-    </w:p>
-    <w:p>
-      <w:r>
-        <w:t>•</w:t>
-      </w:r>
-      <w:r>
-        <w:tab/>
-        <w:t>Add a new book (</w:t>
-      </w:r>
-      <w:proofErr w:type="spellStart"/>
-      <w:r>
-        <w:t>url</w:t>
-      </w:r>
-      <w:proofErr w:type="spellEnd"/>
-      <w:r>
-        <w:t>, title, author)</w:t>
+        <w:t>Each book is linked to a specific user using a reference (user: ObjectId).</w:t>
+      </w:r>
+    </w:p>
+    <w:p>
+      <w:r>
+        <w:t>•</w:t>
+      </w:r>
+      <w:r>
+        <w:tab/>
+        <w:t>Add a new book (url, title, author)</w:t>
       </w:r>
     </w:p>
     <w:p>
@@ -1138,15 +1044,7 @@
       </w:r>
       <w:r>
         <w:tab/>
-        <w:t xml:space="preserve">Each Book → Belongs to one User (via </w:t>
-      </w:r>
-      <w:proofErr w:type="spellStart"/>
-      <w:r>
-        <w:t>ObjectId</w:t>
-      </w:r>
-      <w:proofErr w:type="spellEnd"/>
-      <w:r>
-        <w:t xml:space="preserve"> reference)</w:t>
+        <w:t>Each Book → Belongs to one User (via ObjectId reference)</w:t>
       </w:r>
     </w:p>
     <w:p>
@@ -1333,15 +1231,7 @@
       </w:r>
       <w:r>
         <w:tab/>
-        <w:t>Book Schema (</w:t>
-      </w:r>
-      <w:proofErr w:type="spellStart"/>
-      <w:r>
-        <w:t>url</w:t>
-      </w:r>
-      <w:proofErr w:type="spellEnd"/>
-      <w:r>
-        <w:t>, title, author, user reference)</w:t>
+        <w:t>Book Schema (url, title, author, user reference)</w:t>
       </w:r>
     </w:p>
     <w:p>
@@ -1351,15 +1241,7 @@
       </w:r>
       <w:r>
         <w:tab/>
-        <w:t xml:space="preserve">Establishing </w:t>
-      </w:r>
-      <w:proofErr w:type="spellStart"/>
-      <w:r>
-        <w:t>ObjectId</w:t>
-      </w:r>
-      <w:proofErr w:type="spellEnd"/>
-      <w:r>
-        <w:t xml:space="preserve"> reference between Book and User.</w:t>
+        <w:t>Establishing ObjectId reference between Book and User.</w:t>
       </w:r>
     </w:p>
     <w:p>
@@ -1479,15 +1361,7 @@
       </w:r>
       <w:r>
         <w:tab/>
-        <w:t>Implementing password hashing (</w:t>
-      </w:r>
-      <w:proofErr w:type="spellStart"/>
-      <w:r>
-        <w:t>bcrypt</w:t>
-      </w:r>
-      <w:proofErr w:type="spellEnd"/>
-      <w:r>
-        <w:t>).</w:t>
+        <w:t>Implementing password hashing (bcrypt).</w:t>
       </w:r>
     </w:p>
     <w:p>
@@ -1595,15 +1469,7 @@
     <w:p/>
     <w:p>
       <w:r>
-        <w:t xml:space="preserve">User Flow – </w:t>
-      </w:r>
-      <w:proofErr w:type="spellStart"/>
-      <w:r>
-        <w:t>LibSpace</w:t>
-      </w:r>
-      <w:proofErr w:type="spellEnd"/>
-      <w:r>
-        <w:t xml:space="preserve"> Backend</w:t>
+        <w:t>User Flow – LibSpace Backend</w:t>
       </w:r>
     </w:p>
     <w:p>
@@ -1636,23 +1502,7 @@
       </w:r>
       <w:r>
         <w:tab/>
-        <w:t>User sends a POST request to /</w:t>
-      </w:r>
-      <w:proofErr w:type="spellStart"/>
-      <w:r>
-        <w:t>api</w:t>
-      </w:r>
-      <w:proofErr w:type="spellEnd"/>
-      <w:r>
-        <w:t>/</w:t>
-      </w:r>
-      <w:proofErr w:type="spellStart"/>
-      <w:r>
-        <w:t>auth</w:t>
-      </w:r>
-      <w:proofErr w:type="spellEnd"/>
-      <w:r>
-        <w:t>/register</w:t>
+        <w:t>User sends a POST request to /api/auth/register</w:t>
       </w:r>
     </w:p>
     <w:p/>
@@ -1674,13 +1524,8 @@
       </w:r>
       <w:r>
         <w:tab/>
-        <w:t xml:space="preserve">Password is hashed using </w:t>
-      </w:r>
-      <w:proofErr w:type="spellStart"/>
-      <w:r>
-        <w:t>bcrypt</w:t>
-      </w:r>
-      <w:proofErr w:type="spellEnd"/>
+        <w:t>Password is hashed using bcrypt</w:t>
+      </w:r>
     </w:p>
     <w:p/>
     <w:p/>
@@ -1731,23 +1576,7 @@
       </w:r>
       <w:r>
         <w:tab/>
-        <w:t>User sends a POST request to /</w:t>
-      </w:r>
-      <w:proofErr w:type="spellStart"/>
-      <w:r>
-        <w:t>api</w:t>
-      </w:r>
-      <w:proofErr w:type="spellEnd"/>
-      <w:r>
-        <w:t>/</w:t>
-      </w:r>
-      <w:proofErr w:type="spellStart"/>
-      <w:r>
-        <w:t>auth</w:t>
-      </w:r>
-      <w:proofErr w:type="spellEnd"/>
-      <w:r>
-        <w:t>/login</w:t>
+        <w:t>User sends a POST request to /api/auth/login</w:t>
       </w:r>
     </w:p>
     <w:p/>
@@ -1914,15 +1743,7 @@
         <w:t>→</w:t>
       </w:r>
       <w:r>
-        <w:t xml:space="preserve"> POST /</w:t>
-      </w:r>
-      <w:proofErr w:type="spellStart"/>
-      <w:r>
-        <w:t>api</w:t>
-      </w:r>
-      <w:proofErr w:type="spellEnd"/>
-      <w:r>
-        <w:t>/book/add</w:t>
+        <w:t xml:space="preserve"> POST /api/book/add</w:t>
       </w:r>
     </w:p>
     <w:p/>
@@ -1941,15 +1762,7 @@
         <w:t>📖</w:t>
       </w:r>
       <w:r>
-        <w:t xml:space="preserve"> Get Books → GET /</w:t>
-      </w:r>
-      <w:proofErr w:type="spellStart"/>
-      <w:r>
-        <w:t>api</w:t>
-      </w:r>
-      <w:proofErr w:type="spellEnd"/>
-      <w:r>
-        <w:t>/book</w:t>
+        <w:t xml:space="preserve"> Get Books → GET /api/book</w:t>
       </w:r>
     </w:p>
     <w:p/>
@@ -1977,15 +1790,7 @@
         <w:t>→</w:t>
       </w:r>
       <w:r>
-        <w:t xml:space="preserve"> PUT /</w:t>
-      </w:r>
-      <w:proofErr w:type="spellStart"/>
-      <w:r>
-        <w:t>api</w:t>
-      </w:r>
-      <w:proofErr w:type="spellEnd"/>
-      <w:r>
-        <w:t>/book/:id</w:t>
+        <w:t xml:space="preserve"> PUT /api/book/:id</w:t>
       </w:r>
     </w:p>
     <w:p/>
@@ -2013,15 +1818,7 @@
         <w:t>→</w:t>
       </w:r>
       <w:r>
-        <w:t xml:space="preserve"> DELETE /</w:t>
-      </w:r>
-      <w:proofErr w:type="spellStart"/>
-      <w:r>
-        <w:t>api</w:t>
-      </w:r>
-      <w:proofErr w:type="spellEnd"/>
-      <w:r>
-        <w:t>/book/:id</w:t>
+        <w:t xml:space="preserve"> DELETE /api/book/:id</w:t>
       </w:r>
     </w:p>
     <w:p/>
@@ -2056,23 +1853,7 @@
       </w:r>
       <w:r>
         <w:tab/>
-        <w:t>User sends request to /</w:t>
-      </w:r>
-      <w:proofErr w:type="spellStart"/>
-      <w:r>
-        <w:t>api</w:t>
-      </w:r>
-      <w:proofErr w:type="spellEnd"/>
-      <w:r>
-        <w:t>/</w:t>
-      </w:r>
-      <w:proofErr w:type="spellStart"/>
-      <w:r>
-        <w:t>auth</w:t>
-      </w:r>
-      <w:proofErr w:type="spellEnd"/>
-      <w:r>
-        <w:t>/logout</w:t>
+        <w:t>User sends request to /api/auth/logout</w:t>
       </w:r>
     </w:p>
     <w:p/>
@@ -2124,13 +1905,8 @@
       </w:r>
       <w:r>
         <w:tab/>
-        <w:t xml:space="preserve">User sends DELETE request with </w:t>
-      </w:r>
-      <w:proofErr w:type="spellStart"/>
-      <w:r>
-        <w:t>userId</w:t>
-      </w:r>
-      <w:proofErr w:type="spellEnd"/>
+        <w:t>User sends DELETE request with userId</w:t>
+      </w:r>
     </w:p>
     <w:p/>
     <w:p/>
@@ -2280,15 +2056,7 @@
         <w:t>──</w:t>
       </w:r>
       <w:r>
-        <w:t xml:space="preserve"> </w:t>
-      </w:r>
-      <w:proofErr w:type="spellStart"/>
-      <w:r>
-        <w:t>middlewares</w:t>
-      </w:r>
-      <w:proofErr w:type="spellEnd"/>
-      <w:r>
-        <w:t>/</w:t>
+        <w:t xml:space="preserve"> middlewares/</w:t>
       </w:r>
     </w:p>
     <w:p>
@@ -2430,115 +2198,92 @@
         <w:t>──</w:t>
       </w:r>
       <w:r>
+        <w:t xml:space="preserve"> node_modules/</w:t>
+      </w:r>
+    </w:p>
+    <w:p>
+      <w:r>
+        <w:t>│</w:t>
+      </w:r>
+    </w:p>
+    <w:p>
+      <w:r>
+        <w:rPr>
+          <w:rFonts w:ascii="Arial" w:hAnsi="Arial" w:cs="Arial"/>
+        </w:rPr>
+        <w:t>├</w:t>
+      </w:r>
+      <w:r>
+        <w:rPr>
+          <w:rFonts w:ascii="Calibri" w:hAnsi="Calibri" w:cs="Calibri"/>
+        </w:rPr>
+        <w:t>──</w:t>
+      </w:r>
+      <w:r>
+        <w:t xml:space="preserve"> .gitignore</w:t>
+      </w:r>
+    </w:p>
+    <w:p>
+      <w:r>
+        <w:rPr>
+          <w:rFonts w:ascii="Arial" w:hAnsi="Arial" w:cs="Arial"/>
+        </w:rPr>
+        <w:t>├</w:t>
+      </w:r>
+      <w:r>
+        <w:rPr>
+          <w:rFonts w:ascii="Calibri" w:hAnsi="Calibri" w:cs="Calibri"/>
+        </w:rPr>
+        <w:t>──</w:t>
+      </w:r>
+      <w:r>
+        <w:t xml:space="preserve"> index.js</w:t>
+      </w:r>
+    </w:p>
+    <w:p>
+      <w:r>
+        <w:rPr>
+          <w:rFonts w:ascii="Arial" w:hAnsi="Arial" w:cs="Arial"/>
+        </w:rPr>
+        <w:t>├</w:t>
+      </w:r>
+      <w:r>
+        <w:rPr>
+          <w:rFonts w:ascii="Calibri" w:hAnsi="Calibri" w:cs="Calibri"/>
+        </w:rPr>
+        <w:t>──</w:t>
+      </w:r>
+      <w:r>
+        <w:t xml:space="preserve"> package.json</w:t>
+      </w:r>
+    </w:p>
+    <w:p>
+      <w:r>
+        <w:rPr>
+          <w:rFonts w:ascii="Arial" w:hAnsi="Arial" w:cs="Arial"/>
+        </w:rPr>
+        <w:t>├</w:t>
+      </w:r>
+      <w:r>
+        <w:rPr>
+          <w:rFonts w:ascii="Calibri" w:hAnsi="Calibri" w:cs="Calibri"/>
+        </w:rPr>
+        <w:t>──</w:t>
+      </w:r>
+      <w:r>
+        <w:t xml:space="preserve"> package-lock.json</w:t>
+      </w:r>
+    </w:p>
+    <w:p>
+      <w:r>
+        <w:t>└── README.md</w:t>
+      </w:r>
+    </w:p>
+    <w:p/>
+    <w:p>
+      <w:r>
         <w:t xml:space="preserve"> </w:t>
       </w:r>
-      <w:proofErr w:type="spellStart"/>
-      <w:r>
-        <w:t>node_modules</w:t>
-      </w:r>
-      <w:proofErr w:type="spellEnd"/>
-      <w:r>
-        <w:t>/</w:t>
-      </w:r>
-    </w:p>
-    <w:p>
-      <w:r>
-        <w:t>│</w:t>
-      </w:r>
-    </w:p>
-    <w:p>
-      <w:r>
-        <w:rPr>
-          <w:rFonts w:ascii="Arial" w:hAnsi="Arial" w:cs="Arial"/>
-        </w:rPr>
-        <w:t>├</w:t>
-      </w:r>
-      <w:r>
-        <w:rPr>
-          <w:rFonts w:ascii="Calibri" w:hAnsi="Calibri" w:cs="Calibri"/>
-        </w:rPr>
-        <w:t>──</w:t>
-      </w:r>
-      <w:r>
-        <w:t xml:space="preserve"> .</w:t>
-      </w:r>
-      <w:proofErr w:type="spellStart"/>
-      <w:r>
-        <w:t>gitignore</w:t>
-      </w:r>
-      <w:proofErr w:type="spellEnd"/>
-    </w:p>
-    <w:p>
-      <w:r>
-        <w:rPr>
-          <w:rFonts w:ascii="Arial" w:hAnsi="Arial" w:cs="Arial"/>
-        </w:rPr>
-        <w:t>├</w:t>
-      </w:r>
-      <w:r>
-        <w:rPr>
-          <w:rFonts w:ascii="Calibri" w:hAnsi="Calibri" w:cs="Calibri"/>
-        </w:rPr>
-        <w:t>──</w:t>
-      </w:r>
-      <w:r>
-        <w:t xml:space="preserve"> index.js</w:t>
-      </w:r>
-    </w:p>
-    <w:p>
-      <w:r>
-        <w:rPr>
-          <w:rFonts w:ascii="Arial" w:hAnsi="Arial" w:cs="Arial"/>
-        </w:rPr>
-        <w:t>├</w:t>
-      </w:r>
-      <w:r>
-        <w:rPr>
-          <w:rFonts w:ascii="Calibri" w:hAnsi="Calibri" w:cs="Calibri"/>
-        </w:rPr>
-        <w:t>──</w:t>
-      </w:r>
-      <w:r>
-        <w:t xml:space="preserve"> </w:t>
-      </w:r>
-      <w:proofErr w:type="spellStart"/>
-      <w:r>
-        <w:t>package.json</w:t>
-      </w:r>
-      <w:proofErr w:type="spellEnd"/>
-    </w:p>
-    <w:p>
-      <w:r>
-        <w:rPr>
-          <w:rFonts w:ascii="Arial" w:hAnsi="Arial" w:cs="Arial"/>
-        </w:rPr>
-        <w:t>├</w:t>
-      </w:r>
-      <w:r>
-        <w:rPr>
-          <w:rFonts w:ascii="Calibri" w:hAnsi="Calibri" w:cs="Calibri"/>
-        </w:rPr>
-        <w:t>──</w:t>
-      </w:r>
-      <w:r>
-        <w:t xml:space="preserve"> package-</w:t>
-      </w:r>
-      <w:proofErr w:type="spellStart"/>
-      <w:r>
-        <w:t>lock.json</w:t>
-      </w:r>
-      <w:proofErr w:type="spellEnd"/>
-    </w:p>
-    <w:p>
-      <w:r>
-        <w:t>└── README.md</w:t>
-      </w:r>
-    </w:p>
-    <w:p/>
-    <w:p>
-      <w:r>
-        <w:t xml:space="preserve"> </w:t>
-      </w:r>
     </w:p>
     <w:p/>
     <w:p>
@@ -2553,25 +2298,12 @@
     </w:p>
     <w:p>
       <w:r>
-        <w:t xml:space="preserve">Install all required </w:t>
-      </w:r>
-      <w:proofErr w:type="spellStart"/>
-      <w:r>
-        <w:t>npm</w:t>
-      </w:r>
-      <w:proofErr w:type="spellEnd"/>
-      <w:r>
-        <w:t xml:space="preserve"> packages:</w:t>
-      </w:r>
-    </w:p>
-    <w:p>
-      <w:proofErr w:type="spellStart"/>
-      <w:r>
-        <w:t>npm</w:t>
-      </w:r>
-      <w:proofErr w:type="spellEnd"/>
-      <w:r>
-        <w:t xml:space="preserve"> install</w:t>
+        <w:t>Install all required npm packages:</w:t>
+      </w:r>
+    </w:p>
+    <w:p>
+      <w:r>
+        <w:t>npm install</w:t>
       </w:r>
     </w:p>
     <w:p/>
@@ -2593,67 +2325,33 @@
     </w:p>
     <w:p>
       <w:r>
-        <w:t>MONGO_URI=</w:t>
-      </w:r>
-      <w:proofErr w:type="spellStart"/>
-      <w:r>
-        <w:t>your_database_connection_string</w:t>
-      </w:r>
-      <w:proofErr w:type="spellEnd"/>
-    </w:p>
-    <w:p>
-      <w:r>
-        <w:t>JWT_SECRET=</w:t>
-      </w:r>
-      <w:proofErr w:type="spellStart"/>
-      <w:r>
-        <w:t>your_secret_key</w:t>
-      </w:r>
-      <w:proofErr w:type="spellEnd"/>
-    </w:p>
-    <w:p/>
-    <w:p/>
-    <w:p/>
-    <w:p>
-      <w:r>
-        <w:t>•</w:t>
-      </w:r>
-      <w:r>
-        <w:tab/>
-        <w:t xml:space="preserve">Replace </w:t>
-      </w:r>
-      <w:proofErr w:type="spellStart"/>
-      <w:r>
-        <w:t>your_database_connection_string</w:t>
-      </w:r>
-      <w:proofErr w:type="spellEnd"/>
-      <w:r>
-        <w:t xml:space="preserve"> with your </w:t>
-      </w:r>
-      <w:proofErr w:type="spellStart"/>
-      <w:r>
-        <w:t>MongoDB</w:t>
-      </w:r>
-      <w:proofErr w:type="spellEnd"/>
-      <w:r>
-        <w:t>/MySQL connection string.</w:t>
-      </w:r>
-    </w:p>
-    <w:p>
-      <w:r>
-        <w:t>•</w:t>
-      </w:r>
-      <w:r>
-        <w:tab/>
-        <w:t xml:space="preserve">Replace </w:t>
-      </w:r>
-      <w:proofErr w:type="spellStart"/>
-      <w:r>
-        <w:t>your_secret_key</w:t>
-      </w:r>
-      <w:proofErr w:type="spellEnd"/>
-      <w:r>
-        <w:t xml:space="preserve"> with any secure random string.</w:t>
+        <w:t>MONGO_URI=your_database_connection_string</w:t>
+      </w:r>
+    </w:p>
+    <w:p>
+      <w:r>
+        <w:t>JWT_SECRET=your_secret_key</w:t>
+      </w:r>
+    </w:p>
+    <w:p/>
+    <w:p/>
+    <w:p/>
+    <w:p>
+      <w:r>
+        <w:t>•</w:t>
+      </w:r>
+      <w:r>
+        <w:tab/>
+        <w:t>Replace your_database_connection_string with your MongoDB/MySQL connection string.</w:t>
+      </w:r>
+    </w:p>
+    <w:p>
+      <w:r>
+        <w:t>•</w:t>
+      </w:r>
+      <w:r>
+        <w:tab/>
+        <w:t>Replace your_secret_key with any secure random string.</w:t>
       </w:r>
     </w:p>
     <w:p/>
@@ -2692,44 +2390,21 @@
       </w:r>
     </w:p>
     <w:p>
-      <w:proofErr w:type="spellStart"/>
-      <w:r>
-        <w:t>npm</w:t>
-      </w:r>
-      <w:proofErr w:type="spellEnd"/>
-      <w:r>
-        <w:t xml:space="preserve"> start</w:t>
-      </w:r>
-    </w:p>
-    <w:p/>
-    <w:p/>
-    <w:p>
-      <w:r>
-        <w:t xml:space="preserve">Or (if using </w:t>
-      </w:r>
-      <w:proofErr w:type="spellStart"/>
-      <w:r>
-        <w:t>nodemon</w:t>
-      </w:r>
-      <w:proofErr w:type="spellEnd"/>
-      <w:r>
-        <w:t>):</w:t>
-      </w:r>
-    </w:p>
-    <w:p>
-      <w:proofErr w:type="spellStart"/>
-      <w:r>
-        <w:t>npm</w:t>
-      </w:r>
-      <w:proofErr w:type="spellEnd"/>
-      <w:r>
-        <w:t xml:space="preserve"> run </w:t>
-      </w:r>
-      <w:proofErr w:type="spellStart"/>
-      <w:r>
-        <w:t>dev</w:t>
-      </w:r>
-      <w:proofErr w:type="spellEnd"/>
+      <w:r>
+        <w:t>npm start</w:t>
+      </w:r>
+    </w:p>
+    <w:p/>
+    <w:p/>
+    <w:p>
+      <w:r>
+        <w:t>Or (if using nodemon):</w:t>
+      </w:r>
+    </w:p>
+    <w:p>
+      <w:r>
+        <w:t>npm run dev</w:t>
+      </w:r>
     </w:p>
     <w:p/>
     <w:p/>
@@ -2750,15 +2425,7 @@
     </w:p>
     <w:p>
       <w:r>
-        <w:t xml:space="preserve">The </w:t>
-      </w:r>
-      <w:proofErr w:type="spellStart"/>
-      <w:r>
-        <w:t>LibSpace</w:t>
-      </w:r>
-      <w:proofErr w:type="spellEnd"/>
-      <w:r>
-        <w:t xml:space="preserve"> application should now be running successfully.</w:t>
+        <w:t>The LibSpace application should now be running successfully.</w:t>
       </w:r>
     </w:p>
     <w:p/>
@@ -2770,15 +2437,7 @@
     </w:p>
     <w:p>
       <w:r>
-        <w:t xml:space="preserve">The backend of </w:t>
-      </w:r>
-      <w:proofErr w:type="spellStart"/>
-      <w:r>
-        <w:t>LibSpace</w:t>
-      </w:r>
-      <w:proofErr w:type="spellEnd"/>
-      <w:r>
-        <w:t xml:space="preserve"> is developed using Node.js and Express.js, following RESTful architecture principles. It handles authentication, business logic, database operations, and API responses. The backend ensures secure data handling, structured routing, and efficient communication with MongoDB.</w:t>
+        <w:t>The backend of LibSpace is developed using Node.js and Express.js, following RESTful architecture principles. It handles authentication, business logic, database operations, and API responses. The backend ensures secure data handling, structured routing, and efficient communication with MongoDB.</w:t>
       </w:r>
     </w:p>
     <w:p>
@@ -2941,32 +2600,16 @@
     </w:p>
     <w:p>
       <w:r>
-        <w:t xml:space="preserve">MongoDB is used as the database, integrated using Mongoose for schema </w:t>
-      </w:r>
-      <w:proofErr w:type="spellStart"/>
-      <w:r>
-        <w:t>modeling</w:t>
-      </w:r>
-      <w:proofErr w:type="spellEnd"/>
-      <w:r>
-        <w:t xml:space="preserve"> and data management.</w:t>
-      </w:r>
-    </w:p>
-    <w:p>
-      <w:r>
-        <w:t>•</w:t>
-      </w:r>
-      <w:r>
-        <w:tab/>
-        <w:t xml:space="preserve">User passwords are securely hashed using </w:t>
-      </w:r>
-      <w:proofErr w:type="spellStart"/>
-      <w:r>
-        <w:t>bcrypt</w:t>
-      </w:r>
-      <w:proofErr w:type="spellEnd"/>
-      <w:r>
-        <w:t>.</w:t>
+        <w:t>MongoDB is used as the database, integrated using Mongoose for schema modeling and data management.</w:t>
+      </w:r>
+    </w:p>
+    <w:p>
+      <w:r>
+        <w:t>•</w:t>
+      </w:r>
+      <w:r>
+        <w:tab/>
+        <w:t>User passwords are securely hashed using bcrypt.</w:t>
       </w:r>
     </w:p>
     <w:p/>
@@ -3017,15 +2660,7 @@
     </w:p>
     <w:p>
       <w:r>
-        <w:t xml:space="preserve">The database for </w:t>
-      </w:r>
-      <w:proofErr w:type="spellStart"/>
-      <w:r>
-        <w:t>LibSpace</w:t>
-      </w:r>
-      <w:proofErr w:type="spellEnd"/>
-      <w:r>
-        <w:t xml:space="preserve"> is developed using MongoDB, a NoSQL document-based database.</w:t>
+        <w:t>The database for LibSpace is developed using MongoDB, a NoSQL document-based database.</w:t>
       </w:r>
     </w:p>
     <w:p>
@@ -3073,15 +2708,7 @@
       </w:r>
       <w:r>
         <w:tab/>
-        <w:t xml:space="preserve">Each Book → Belongs to one User (via </w:t>
-      </w:r>
-      <w:proofErr w:type="spellStart"/>
-      <w:r>
-        <w:t>ObjectId</w:t>
-      </w:r>
-      <w:proofErr w:type="spellEnd"/>
-      <w:r>
-        <w:t xml:space="preserve"> reference)</w:t>
+        <w:t>Each Book → Belongs to one User (via ObjectId reference)</w:t>
       </w:r>
     </w:p>
     <w:p>
@@ -3096,15 +2723,7 @@
     </w:p>
     <w:p>
       <w:r>
-        <w:t xml:space="preserve">MongoDB is configured using Mongoose, an ODM (Object Data </w:t>
-      </w:r>
-      <w:proofErr w:type="spellStart"/>
-      <w:r>
-        <w:t>Modeling</w:t>
-      </w:r>
-      <w:proofErr w:type="spellEnd"/>
-      <w:r>
-        <w:t>) library for Node.js.</w:t>
+        <w:t>MongoDB is configured using Mongoose, an ODM (Object Data Modeling) library for Node.js.</w:t>
       </w:r>
     </w:p>
     <w:p>
@@ -3122,13 +2741,8 @@
       </w:r>
     </w:p>
     <w:p>
-      <w:proofErr w:type="spellStart"/>
-      <w:r>
-        <w:t>npm</w:t>
-      </w:r>
-      <w:proofErr w:type="spellEnd"/>
-      <w:r>
-        <w:t xml:space="preserve"> install mongoose</w:t>
+      <w:r>
+        <w:t>npm install mongoose</w:t>
       </w:r>
     </w:p>
     <w:p/>
@@ -3176,49 +2790,18 @@
       </w:r>
     </w:p>
     <w:p>
-      <w:proofErr w:type="spellStart"/>
-      <w:r>
-        <w:t>const</w:t>
-      </w:r>
-      <w:proofErr w:type="spellEnd"/>
-      <w:r>
-        <w:t xml:space="preserve"> mongoose = require("mongoose");</w:t>
-      </w:r>
-    </w:p>
-    <w:p>
-      <w:proofErr w:type="spellStart"/>
-      <w:r>
-        <w:t>const</w:t>
-      </w:r>
-      <w:proofErr w:type="spellEnd"/>
-      <w:r>
-        <w:t xml:space="preserve"> connection = </w:t>
-      </w:r>
-      <w:proofErr w:type="spellStart"/>
-      <w:r>
-        <w:t>mongoose.connect</w:t>
-      </w:r>
-      <w:proofErr w:type="spellEnd"/>
-      <w:r>
-        <w:t>(</w:t>
-      </w:r>
-      <w:proofErr w:type="spellStart"/>
-      <w:r>
-        <w:t>process.env.MONGO_URI</w:t>
-      </w:r>
-      <w:proofErr w:type="spellEnd"/>
-      <w:r>
-        <w:t>);</w:t>
-      </w:r>
-    </w:p>
-    <w:p>
-      <w:proofErr w:type="spellStart"/>
-      <w:r>
-        <w:t>module.exports</w:t>
-      </w:r>
-      <w:proofErr w:type="spellEnd"/>
-      <w:r>
-        <w:t xml:space="preserve"> = {</w:t>
+      <w:r>
+        <w:t>const mongoose = require("mongoose");</w:t>
+      </w:r>
+    </w:p>
+    <w:p>
+      <w:r>
+        <w:t>const connection = mongoose.connect(process.env.MONGO_URI);</w:t>
+      </w:r>
+    </w:p>
+    <w:p>
+      <w:r>
+        <w:t>module.exports = {</w:t>
       </w:r>
     </w:p>
     <w:p>
@@ -3237,56 +2820,14 @@
       </w:r>
     </w:p>
     <w:p>
-      <w:proofErr w:type="spellStart"/>
-      <w:r>
-        <w:t>const</w:t>
-      </w:r>
-      <w:proofErr w:type="spellEnd"/>
-      <w:r>
-        <w:t xml:space="preserve"> { </w:t>
-      </w:r>
-      <w:proofErr w:type="spellStart"/>
-      <w:r>
-        <w:t>connectionDB</w:t>
-      </w:r>
-      <w:proofErr w:type="spellEnd"/>
-      <w:r>
-        <w:t xml:space="preserve"> } = require("./</w:t>
-      </w:r>
-      <w:proofErr w:type="spellStart"/>
-      <w:r>
-        <w:t>Config</w:t>
-      </w:r>
-      <w:proofErr w:type="spellEnd"/>
-      <w:r>
-        <w:t>/</w:t>
-      </w:r>
-      <w:proofErr w:type="spellStart"/>
-      <w:r>
-        <w:t>db</w:t>
-      </w:r>
-      <w:proofErr w:type="spellEnd"/>
-      <w:r>
-        <w:t>");</w:t>
-      </w:r>
-    </w:p>
-    <w:p/>
-    <w:p>
-      <w:proofErr w:type="spellStart"/>
-      <w:r>
-        <w:t>app.listen</w:t>
-      </w:r>
-      <w:proofErr w:type="spellEnd"/>
-      <w:r>
-        <w:t xml:space="preserve">(5000, </w:t>
-      </w:r>
-      <w:proofErr w:type="spellStart"/>
-      <w:r>
-        <w:t>async</w:t>
-      </w:r>
-      <w:proofErr w:type="spellEnd"/>
-      <w:r>
-        <w:t xml:space="preserve"> () =&gt; {</w:t>
+      <w:r>
+        <w:t>const { connectionDB } = require("./Config/db");</w:t>
+      </w:r>
+    </w:p>
+    <w:p/>
+    <w:p>
+      <w:r>
+        <w:t>app.listen(5000, async () =&gt; {</w:t>
       </w:r>
     </w:p>
     <w:p>
@@ -3296,15 +2837,7 @@
     </w:p>
     <w:p>
       <w:r>
-        <w:t xml:space="preserve">    await </w:t>
-      </w:r>
-      <w:proofErr w:type="spellStart"/>
-      <w:r>
-        <w:t>connectionDB</w:t>
-      </w:r>
-      <w:proofErr w:type="spellEnd"/>
-      <w:r>
-        <w:t>;</w:t>
+        <w:t xml:space="preserve">    await connectionDB;</w:t>
       </w:r>
     </w:p>
     <w:p>
@@ -3360,40 +2893,14 @@
     </w:p>
     <w:p/>
     <w:p>
-      <w:proofErr w:type="spellStart"/>
-      <w:r>
-        <w:t>const</w:t>
-      </w:r>
-      <w:proofErr w:type="spellEnd"/>
-      <w:r>
-        <w:t xml:space="preserve"> mongoose = require("mongoose");</w:t>
-      </w:r>
-    </w:p>
-    <w:p/>
-    <w:p>
-      <w:proofErr w:type="spellStart"/>
-      <w:r>
-        <w:t>const</w:t>
-      </w:r>
-      <w:proofErr w:type="spellEnd"/>
-      <w:r>
-        <w:t xml:space="preserve"> </w:t>
-      </w:r>
-      <w:proofErr w:type="spellStart"/>
-      <w:r>
-        <w:t>userSchema</w:t>
-      </w:r>
-      <w:proofErr w:type="spellEnd"/>
-      <w:r>
-        <w:t xml:space="preserve"> = new </w:t>
-      </w:r>
-      <w:proofErr w:type="spellStart"/>
-      <w:r>
-        <w:t>mongoose.Schema</w:t>
-      </w:r>
-      <w:proofErr w:type="spellEnd"/>
-      <w:r>
-        <w:t>(</w:t>
+      <w:r>
+        <w:t>const mongoose = require("mongoose");</w:t>
+      </w:r>
+    </w:p>
+    <w:p/>
+    <w:p>
+      <w:r>
+        <w:t>const userSchema = new mongoose.Schema(</w:t>
       </w:r>
     </w:p>
     <w:p>
@@ -3424,15 +2931,7 @@
     </w:p>
     <w:p>
       <w:r>
-        <w:t xml:space="preserve">  { </w:t>
-      </w:r>
-      <w:proofErr w:type="spellStart"/>
-      <w:r>
-        <w:t>versionKey</w:t>
-      </w:r>
-      <w:proofErr w:type="spellEnd"/>
-      <w:r>
-        <w:t>: false, timestamps: true }</w:t>
+        <w:t xml:space="preserve">  { versionKey: false, timestamps: true }</w:t>
       </w:r>
     </w:p>
     <w:p>
@@ -3442,56 +2941,14 @@
     </w:p>
     <w:p/>
     <w:p>
-      <w:proofErr w:type="spellStart"/>
-      <w:r>
-        <w:t>const</w:t>
-      </w:r>
-      <w:proofErr w:type="spellEnd"/>
-      <w:r>
-        <w:t xml:space="preserve"> </w:t>
-      </w:r>
-      <w:proofErr w:type="spellStart"/>
-      <w:r>
-        <w:t>UserModel</w:t>
-      </w:r>
-      <w:proofErr w:type="spellEnd"/>
-      <w:r>
-        <w:t xml:space="preserve"> = </w:t>
-      </w:r>
-      <w:proofErr w:type="spellStart"/>
-      <w:r>
-        <w:t>mongoose.model</w:t>
-      </w:r>
-      <w:proofErr w:type="spellEnd"/>
-      <w:r>
-        <w:t xml:space="preserve">("User", </w:t>
-      </w:r>
-      <w:proofErr w:type="spellStart"/>
-      <w:r>
-        <w:t>userSchema</w:t>
-      </w:r>
-      <w:proofErr w:type="spellEnd"/>
-      <w:r>
-        <w:t>);</w:t>
-      </w:r>
-    </w:p>
-    <w:p/>
-    <w:p>
-      <w:proofErr w:type="spellStart"/>
-      <w:r>
-        <w:t>module.exports</w:t>
-      </w:r>
-      <w:proofErr w:type="spellEnd"/>
-      <w:r>
-        <w:t xml:space="preserve"> = </w:t>
-      </w:r>
-      <w:proofErr w:type="spellStart"/>
-      <w:r>
-        <w:t>UserModel</w:t>
-      </w:r>
-      <w:proofErr w:type="spellEnd"/>
-      <w:r>
-        <w:t>;</w:t>
+      <w:r>
+        <w:t>const UserModel = mongoose.model("User", userSchema);</w:t>
+      </w:r>
+    </w:p>
+    <w:p/>
+    <w:p>
+      <w:r>
+        <w:t>module.exports = UserModel;</w:t>
       </w:r>
     </w:p>
     <w:p/>
@@ -3507,40 +2964,14 @@
       </w:r>
     </w:p>
     <w:p>
-      <w:proofErr w:type="spellStart"/>
-      <w:r>
-        <w:t>const</w:t>
-      </w:r>
-      <w:proofErr w:type="spellEnd"/>
-      <w:r>
-        <w:t xml:space="preserve"> mongoose = require("mongoose");</w:t>
-      </w:r>
-    </w:p>
-    <w:p/>
-    <w:p>
-      <w:proofErr w:type="spellStart"/>
-      <w:r>
-        <w:t>const</w:t>
-      </w:r>
-      <w:proofErr w:type="spellEnd"/>
-      <w:r>
-        <w:t xml:space="preserve"> </w:t>
-      </w:r>
-      <w:proofErr w:type="spellStart"/>
-      <w:r>
-        <w:t>bookSchema</w:t>
-      </w:r>
-      <w:proofErr w:type="spellEnd"/>
-      <w:r>
-        <w:t xml:space="preserve"> = new </w:t>
-      </w:r>
-      <w:proofErr w:type="spellStart"/>
-      <w:r>
-        <w:t>mongoose.Schema</w:t>
-      </w:r>
-      <w:proofErr w:type="spellEnd"/>
-      <w:r>
-        <w:t>({</w:t>
+      <w:r>
+        <w:t>const mongoose = require("mongoose");</w:t>
+      </w:r>
+    </w:p>
+    <w:p/>
+    <w:p>
+      <w:r>
+        <w:t>const bookSchema = new mongoose.Schema({</w:t>
       </w:r>
     </w:p>
     <w:p>
@@ -3555,15 +2986,7 @@
     </w:p>
     <w:p>
       <w:r>
-        <w:t xml:space="preserve">    type: </w:t>
-      </w:r>
-      <w:proofErr w:type="spellStart"/>
-      <w:r>
-        <w:t>mongoose.Schema.Types.ObjectId</w:t>
-      </w:r>
-      <w:proofErr w:type="spellEnd"/>
-      <w:r>
-        <w:t>,</w:t>
+        <w:t xml:space="preserve">    type: mongoose.Schema.Types.ObjectId,</w:t>
       </w:r>
     </w:p>
     <w:p>
@@ -3598,56 +3021,14 @@
     </w:p>
     <w:p/>
     <w:p>
-      <w:proofErr w:type="spellStart"/>
-      <w:r>
-        <w:t>const</w:t>
-      </w:r>
-      <w:proofErr w:type="spellEnd"/>
-      <w:r>
-        <w:t xml:space="preserve"> </w:t>
-      </w:r>
-      <w:proofErr w:type="spellStart"/>
-      <w:r>
-        <w:t>BookModel</w:t>
-      </w:r>
-      <w:proofErr w:type="spellEnd"/>
-      <w:r>
-        <w:t xml:space="preserve"> = </w:t>
-      </w:r>
-      <w:proofErr w:type="spellStart"/>
-      <w:r>
-        <w:t>mongoose.model</w:t>
-      </w:r>
-      <w:proofErr w:type="spellEnd"/>
-      <w:r>
-        <w:t xml:space="preserve">("Book", </w:t>
-      </w:r>
-      <w:proofErr w:type="spellStart"/>
-      <w:r>
-        <w:t>bookSchema</w:t>
-      </w:r>
-      <w:proofErr w:type="spellEnd"/>
-      <w:r>
-        <w:t>);</w:t>
-      </w:r>
-    </w:p>
-    <w:p/>
-    <w:p>
-      <w:proofErr w:type="spellStart"/>
-      <w:r>
-        <w:t>module.exports</w:t>
-      </w:r>
-      <w:proofErr w:type="spellEnd"/>
-      <w:r>
-        <w:t xml:space="preserve"> = </w:t>
-      </w:r>
-      <w:proofErr w:type="spellStart"/>
-      <w:r>
-        <w:t>BookModel</w:t>
-      </w:r>
-      <w:proofErr w:type="spellEnd"/>
-      <w:r>
-        <w:t>;</w:t>
+      <w:r>
+        <w:t>const BookModel = mongoose.model("Book", bookSchema);</w:t>
+      </w:r>
+    </w:p>
+    <w:p/>
+    <w:p>
+      <w:r>
+        <w:t>module.exports = BookModel;</w:t>
       </w:r>
     </w:p>
     <w:p/>
@@ -3672,28 +3053,15 @@
       </w:r>
     </w:p>
     <w:p>
-      <w:proofErr w:type="spellStart"/>
-      <w:r>
-        <w:t>npm</w:t>
-      </w:r>
-      <w:proofErr w:type="spellEnd"/>
-      <w:r>
-        <w:t xml:space="preserve"> install</w:t>
-      </w:r>
-    </w:p>
-    <w:p/>
-    <w:p/>
-    <w:p>
-      <w:r>
-        <w:t xml:space="preserve">This installs all required packages from </w:t>
-      </w:r>
-      <w:proofErr w:type="spellStart"/>
-      <w:r>
-        <w:t>package.json</w:t>
-      </w:r>
-      <w:proofErr w:type="spellEnd"/>
-      <w:r>
-        <w:t>.</w:t>
+      <w:r>
+        <w:t>npm install</w:t>
+      </w:r>
+    </w:p>
+    <w:p/>
+    <w:p/>
+    <w:p>
+      <w:r>
+        <w:t>This installs all required packages from package.json.</w:t>
       </w:r>
     </w:p>
     <w:p>
@@ -3707,43 +3075,20 @@
       </w:r>
     </w:p>
     <w:p>
-      <w:proofErr w:type="spellStart"/>
-      <w:r>
-        <w:t>npm</w:t>
-      </w:r>
-      <w:proofErr w:type="spellEnd"/>
-      <w:r>
-        <w:t xml:space="preserve"> start</w:t>
-      </w:r>
-    </w:p>
-    <w:p/>
-    <w:p>
-      <w:r>
-        <w:t xml:space="preserve">OR (if using </w:t>
-      </w:r>
-      <w:proofErr w:type="spellStart"/>
-      <w:r>
-        <w:t>nodemon</w:t>
-      </w:r>
-      <w:proofErr w:type="spellEnd"/>
-      <w:r>
-        <w:t>):</w:t>
-      </w:r>
-    </w:p>
-    <w:p>
-      <w:proofErr w:type="spellStart"/>
-      <w:r>
-        <w:t>npm</w:t>
-      </w:r>
-      <w:proofErr w:type="spellEnd"/>
-      <w:r>
-        <w:t xml:space="preserve"> run </w:t>
-      </w:r>
-      <w:proofErr w:type="spellStart"/>
-      <w:r>
-        <w:t>dev</w:t>
-      </w:r>
-      <w:proofErr w:type="spellEnd"/>
+      <w:r>
+        <w:t>npm start</w:t>
+      </w:r>
+    </w:p>
+    <w:p/>
+    <w:p>
+      <w:r>
+        <w:t>OR (if using nodemon):</w:t>
+      </w:r>
+    </w:p>
+    <w:p>
+      <w:r>
+        <w:t>npm run dev</w:t>
+      </w:r>
     </w:p>
     <w:p>
       <w:r>
@@ -3761,22 +3106,7 @@
       </w:r>
       <w:r>
         <w:tab/>
-      </w:r>
-      <w:proofErr w:type="spellStart"/>
-      <w:r>
-        <w:t>connectDb</w:t>
-      </w:r>
-      <w:proofErr w:type="spellEnd"/>
-      <w:r>
-        <w:t xml:space="preserve">() connects to </w:t>
-      </w:r>
-      <w:proofErr w:type="spellStart"/>
-      <w:r>
-        <w:t>MongoDB</w:t>
-      </w:r>
-      <w:proofErr w:type="spellEnd"/>
-      <w:r>
-        <w:t>.</w:t>
+        <w:t>connectDb() connects to MongoDB.</w:t>
       </w:r>
     </w:p>
     <w:p/>
@@ -3836,77 +3166,29 @@
       </w:r>
       <w:r>
         <w:tab/>
-        <w:t>POST → /</w:t>
-      </w:r>
-      <w:proofErr w:type="spellStart"/>
-      <w:r>
-        <w:t>api</w:t>
-      </w:r>
-      <w:proofErr w:type="spellEnd"/>
-      <w:r>
-        <w:t>/</w:t>
-      </w:r>
-      <w:proofErr w:type="spellStart"/>
-      <w:r>
-        <w:t>auth</w:t>
-      </w:r>
-      <w:proofErr w:type="spellEnd"/>
-      <w:r>
-        <w:t>/register</w:t>
-      </w:r>
-    </w:p>
-    <w:p/>
-    <w:p/>
-    <w:p>
-      <w:r>
-        <w:t>•</w:t>
-      </w:r>
-      <w:r>
-        <w:tab/>
-        <w:t>POST → /</w:t>
-      </w:r>
-      <w:proofErr w:type="spellStart"/>
-      <w:r>
-        <w:t>api</w:t>
-      </w:r>
-      <w:proofErr w:type="spellEnd"/>
-      <w:r>
-        <w:t>/</w:t>
-      </w:r>
-      <w:proofErr w:type="spellStart"/>
-      <w:r>
-        <w:t>auth</w:t>
-      </w:r>
-      <w:proofErr w:type="spellEnd"/>
-      <w:r>
-        <w:t>/login</w:t>
-      </w:r>
-    </w:p>
-    <w:p/>
-    <w:p/>
-    <w:p>
-      <w:r>
-        <w:t>•</w:t>
-      </w:r>
-      <w:r>
-        <w:tab/>
-        <w:t>DELETE → /</w:t>
-      </w:r>
-      <w:proofErr w:type="spellStart"/>
-      <w:r>
-        <w:t>api</w:t>
-      </w:r>
-      <w:proofErr w:type="spellEnd"/>
-      <w:r>
-        <w:t>/</w:t>
-      </w:r>
-      <w:proofErr w:type="spellStart"/>
-      <w:r>
-        <w:t>auth</w:t>
-      </w:r>
-      <w:proofErr w:type="spellEnd"/>
-      <w:r>
-        <w:t>/delete</w:t>
+        <w:t>POST → /api/auth/register</w:t>
+      </w:r>
+    </w:p>
+    <w:p/>
+    <w:p/>
+    <w:p>
+      <w:r>
+        <w:t>•</w:t>
+      </w:r>
+      <w:r>
+        <w:tab/>
+        <w:t>POST → /api/auth/login</w:t>
+      </w:r>
+    </w:p>
+    <w:p/>
+    <w:p/>
+    <w:p>
+      <w:r>
+        <w:t>•</w:t>
+      </w:r>
+      <w:r>
+        <w:tab/>
+        <w:t>DELETE → /api/auth/delete</w:t>
       </w:r>
     </w:p>
     <w:p/>
@@ -3928,72 +3210,40 @@
       </w:r>
       <w:r>
         <w:tab/>
-        <w:t>POST → /</w:t>
-      </w:r>
-      <w:proofErr w:type="spellStart"/>
-      <w:r>
-        <w:t>api</w:t>
-      </w:r>
-      <w:proofErr w:type="spellEnd"/>
-      <w:r>
-        <w:t>/book/add</w:t>
-      </w:r>
-    </w:p>
-    <w:p/>
-    <w:p/>
-    <w:p>
-      <w:r>
-        <w:t>•</w:t>
-      </w:r>
-      <w:r>
-        <w:tab/>
-        <w:t>GET → /</w:t>
-      </w:r>
-      <w:proofErr w:type="spellStart"/>
-      <w:r>
-        <w:t>api</w:t>
-      </w:r>
-      <w:proofErr w:type="spellEnd"/>
-      <w:r>
-        <w:t>/book/</w:t>
-      </w:r>
-    </w:p>
-    <w:p/>
-    <w:p/>
-    <w:p>
-      <w:r>
-        <w:t>•</w:t>
-      </w:r>
-      <w:r>
-        <w:tab/>
-        <w:t>PUT → /</w:t>
-      </w:r>
-      <w:proofErr w:type="spellStart"/>
-      <w:r>
-        <w:t>api</w:t>
-      </w:r>
-      <w:proofErr w:type="spellEnd"/>
-      <w:r>
-        <w:t>/book/:id</w:t>
-      </w:r>
-    </w:p>
-    <w:p/>
-    <w:p/>
-    <w:p>
-      <w:r>
-        <w:t>•</w:t>
-      </w:r>
-      <w:r>
-        <w:tab/>
-        <w:t>DELETE → /</w:t>
-      </w:r>
-      <w:proofErr w:type="spellStart"/>
-      <w:r>
-        <w:t>api</w:t>
-      </w:r>
-      <w:proofErr w:type="spellEnd"/>
-      <w:r>
-        <w:t>/book/:id</w:t>
+        <w:t>POST → /api/book/add</w:t>
+      </w:r>
+    </w:p>
+    <w:p/>
+    <w:p/>
+    <w:p>
+      <w:r>
+        <w:t>•</w:t>
+      </w:r>
+      <w:r>
+        <w:tab/>
+        <w:t>GET → /api/book/</w:t>
+      </w:r>
+    </w:p>
+    <w:p/>
+    <w:p/>
+    <w:p>
+      <w:r>
+        <w:t>•</w:t>
+      </w:r>
+      <w:r>
+        <w:tab/>
+        <w:t>PUT → /api/book/:id</w:t>
+      </w:r>
+    </w:p>
+    <w:p/>
+    <w:p/>
+    <w:p>
+      <w:r>
+        <w:t>•</w:t>
+      </w:r>
+      <w:r>
+        <w:tab/>
+        <w:t>DELETE → /api/book/:id</w:t>
       </w:r>
     </w:p>
     <w:p/>
@@ -4111,11 +3361,9 @@
       </w:r>
     </w:p>
     <w:p>
-      <w:proofErr w:type="spellStart"/>
       <w:r>
         <w:t>LibSpaceDemo</w:t>
       </w:r>
-      <w:proofErr w:type="spellEnd"/>
     </w:p>
     <w:sectPr>
       <w:pgSz w:w="11906" w:h="16838"/>
@@ -4128,7 +3376,7 @@
 </file>
 
 <file path=word/styles.xml><?xml version="1.0" encoding="utf-8"?>
-<w:styles xmlns:mc="http://schemas.openxmlformats.org/markup-compatibility/2006" xmlns:r="http://schemas.openxmlformats.org/officeDocument/2006/relationships" xmlns:w="http://schemas.openxmlformats.org/wordprocessingml/2006/main" xmlns:w14="http://schemas.microsoft.com/office/word/2010/wordml" mc:Ignorable="w14">
+<w:styles xmlns:mc="http://schemas.openxmlformats.org/markup-compatibility/2006" xmlns:r="http://schemas.openxmlformats.org/officeDocument/2006/relationships" xmlns:w="http://schemas.openxmlformats.org/wordprocessingml/2006/main" xmlns:w14="http://schemas.microsoft.com/office/word/2010/wordml" xmlns:w15="http://schemas.microsoft.com/office/word/2012/wordml" xmlns:w16cex="http://schemas.microsoft.com/office/word/2018/wordml/cex" xmlns:w16cid="http://schemas.microsoft.com/office/word/2016/wordml/cid" xmlns:w16="http://schemas.microsoft.com/office/word/2018/wordml" xmlns:w16du="http://schemas.microsoft.com/office/word/2023/wordml/word16du" xmlns:w16sdtdh="http://schemas.microsoft.com/office/word/2020/wordml/sdtdatahash" xmlns:w16se="http://schemas.microsoft.com/office/word/2015/wordml/symex" mc:Ignorable="w14 w15 w16se w16cid w16 w16cex w16sdtdh w16du">
   <w:docDefaults>
     <w:rPrDefault>
       <w:rPr>
@@ -4144,334 +3392,383 @@
       </w:pPr>
     </w:pPrDefault>
   </w:docDefaults>
-  <w:latentStyles w:defLockedState="0" w:defUIPriority="99" w:defSemiHidden="1" w:defUnhideWhenUsed="1" w:defQFormat="0" w:count="267">
-    <w:lsdException w:name="Normal" w:semiHidden="0" w:uiPriority="0" w:unhideWhenUsed="0" w:qFormat="1"/>
-    <w:lsdException w:name="heading 1" w:semiHidden="0" w:uiPriority="9" w:unhideWhenUsed="0" w:qFormat="1"/>
-    <w:lsdException w:name="heading 2" w:uiPriority="9" w:qFormat="1"/>
-    <w:lsdException w:name="heading 3" w:uiPriority="9" w:qFormat="1"/>
-    <w:lsdException w:name="heading 4" w:uiPriority="9" w:qFormat="1"/>
-    <w:lsdException w:name="heading 5" w:uiPriority="9" w:qFormat="1"/>
-    <w:lsdException w:name="heading 6" w:uiPriority="9" w:qFormat="1"/>
-    <w:lsdException w:name="heading 7" w:uiPriority="9" w:qFormat="1"/>
-    <w:lsdException w:name="heading 8" w:uiPriority="9" w:qFormat="1"/>
-    <w:lsdException w:name="heading 9" w:uiPriority="9" w:qFormat="1"/>
-    <w:lsdException w:name="toc 1" w:uiPriority="39"/>
-    <w:lsdException w:name="toc 2" w:uiPriority="39"/>
-    <w:lsdException w:name="toc 3" w:uiPriority="39"/>
-    <w:lsdException w:name="toc 4" w:uiPriority="39"/>
-    <w:lsdException w:name="toc 5" w:uiPriority="39"/>
-    <w:lsdException w:name="toc 6" w:uiPriority="39"/>
-    <w:lsdException w:name="toc 7" w:uiPriority="39"/>
-    <w:lsdException w:name="toc 8" w:uiPriority="39"/>
-    <w:lsdException w:name="toc 9" w:uiPriority="39"/>
-    <w:lsdException w:name="caption" w:uiPriority="35" w:qFormat="1"/>
-    <w:lsdException w:name="Title" w:semiHidden="0" w:uiPriority="10" w:unhideWhenUsed="0" w:qFormat="1"/>
-    <w:lsdException w:name="Default Paragraph Font" w:uiPriority="1"/>
-    <w:lsdException w:name="Subtitle" w:semiHidden="0" w:uiPriority="11" w:unhideWhenUsed="0" w:qFormat="1"/>
-    <w:lsdException w:name="Strong" w:semiHidden="0" w:uiPriority="22" w:unhideWhenUsed="0" w:qFormat="1"/>
-    <w:lsdException w:name="Emphasis" w:semiHidden="0" w:uiPriority="20" w:unhideWhenUsed="0" w:qFormat="1"/>
-    <w:lsdException w:name="Table Grid" w:semiHidden="0" w:uiPriority="59" w:unhideWhenUsed="0"/>
-    <w:lsdException w:name="Placeholder Text" w:unhideWhenUsed="0"/>
-    <w:lsdException w:name="No Spacing" w:semiHidden="0" w:uiPriority="1" w:unhideWhenUsed="0" w:qFormat="1"/>
-    <w:lsdException w:name="Light Shading" w:semiHidden="0" w:uiPriority="60" w:unhideWhenUsed="0"/>
-    <w:lsdException w:name="Light List" w:semiHidden="0" w:uiPriority="61" w:unhideWhenUsed="0"/>
-    <w:lsdException w:name="Light Grid" w:semiHidden="0" w:uiPriority="62" w:unhideWhenUsed="0"/>
-    <w:lsdException w:name="Medium Shading 1" w:semiHidden="0" w:uiPriority="63" w:unhideWhenUsed="0"/>
-    <w:lsdException w:name="Medium Shading 2" w:semiHidden="0" w:uiPriority="64" w:unhideWhenUsed="0"/>
-    <w:lsdException w:name="Medium List 1" w:semiHidden="0" w:uiPriority="65" w:unhideWhenUsed="0"/>
-    <w:lsdException w:name="Medium List 2" w:semiHidden="0" w:uiPriority="66" w:unhideWhenUsed="0"/>
-    <w:lsdException w:name="Medium Grid 1" w:semiHidden="0" w:uiPriority="67" w:unhideWhenUsed="0"/>
-    <w:lsdException w:name="Medium Grid 2" w:semiHidden="0" w:uiPriority="68" w:unhideWhenUsed="0"/>
-    <w:lsdException w:name="Medium Grid 3" w:semiHidden="0" w:uiPriority="69" w:unhideWhenUsed="0"/>
-    <w:lsdException w:name="Dark List" w:semiHidden="0" w:uiPriority="70" w:unhideWhenUsed="0"/>
-    <w:lsdException w:name="Colorful Shading" w:semiHidden="0" w:uiPriority="71" w:unhideWhenUsed="0"/>
-    <w:lsdException w:name="Colorful List" w:semiHidden="0" w:uiPriority="72" w:unhideWhenUsed="0"/>
-    <w:lsdException w:name="Colorful Grid" w:semiHidden="0" w:uiPriority="73" w:unhideWhenUsed="0"/>
-    <w:lsdException w:name="Light Shading Accent 1" w:semiHidden="0" w:uiPriority="60" w:unhideWhenUsed="0"/>
-    <w:lsdException w:name="Light List Accent 1" w:semiHidden="0" w:uiPriority="61" w:unhideWhenUsed="0"/>
-    <w:lsdException w:name="Light Grid Accent 1" w:semiHidden="0" w:uiPriority="62" w:unhideWhenUsed="0"/>
-    <w:lsdException w:name="Medium Shading 1 Accent 1" w:semiHidden="0" w:uiPriority="63" w:unhideWhenUsed="0"/>
-    <w:lsdException w:name="Medium Shading 2 Accent 1" w:semiHidden="0" w:uiPriority="64" w:unhideWhenUsed="0"/>
-    <w:lsdException w:name="Medium List 1 Accent 1" w:semiHidden="0" w:uiPriority="65" w:unhideWhenUsed="0"/>
-    <w:lsdException w:name="Revision" w:unhideWhenUsed="0"/>
-    <w:lsdException w:name="List Paragraph" w:semiHidden="0" w:uiPriority="34" w:unhideWhenUsed="0" w:qFormat="1"/>
-    <w:lsdException w:name="Quote" w:semiHidden="0" w:uiPriority="29" w:unhideWhenUsed="0" w:qFormat="1"/>
-    <w:lsdException w:name="Intense Quote" w:semiHidden="0" w:uiPriority="30" w:unhideWhenUsed="0" w:qFormat="1"/>
-    <w:lsdException w:name="Medium List 2 Accent 1" w:semiHidden="0" w:uiPriority="66" w:unhideWhenUsed="0"/>
-    <w:lsdException w:name="Medium Grid 1 Accent 1" w:semiHidden="0" w:uiPriority="67" w:unhideWhenUsed="0"/>
-    <w:lsdException w:name="Medium Grid 2 Accent 1" w:semiHidden="0" w:uiPriority="68" w:unhideWhenUsed="0"/>
-    <w:lsdException w:name="Medium Grid 3 Accent 1" w:semiHidden="0" w:uiPriority="69" w:unhideWhenUsed="0"/>
-    <w:lsdException w:name="Dark List Accent 1" w:semiHidden="0" w:uiPriority="70" w:unhideWhenUsed="0"/>
-    <w:lsdException w:name="Colorful Shading Accent 1" w:semiHidden="0" w:uiPriority="71" w:unhideWhenUsed="0"/>
-    <w:lsdException w:name="Colorful List Accent 1" w:semiHidden="0" w:uiPriority="72" w:unhideWhenUsed="0"/>
-    <w:lsdException w:name="Colorful Grid Accent 1" w:semiHidden="0" w:uiPriority="73" w:unhideWhenUsed="0"/>
-    <w:lsdException w:name="Light Shading Accent 2" w:semiHidden="0" w:uiPriority="60" w:unhideWhenUsed="0"/>
-    <w:lsdException w:name="Light List Accent 2" w:semiHidden="0" w:uiPriority="61" w:unhideWhenUsed="0"/>
-    <w:lsdException w:name="Light Grid Accent 2" w:semiHidden="0" w:uiPriority="62" w:unhideWhenUsed="0"/>
-    <w:lsdException w:name="Medium Shading 1 Accent 2" w:semiHidden="0" w:uiPriority="63" w:unhideWhenUsed="0"/>
-    <w:lsdException w:name="Medium Shading 2 Accent 2" w:semiHidden="0" w:uiPriority="64" w:unhideWhenUsed="0"/>
-    <w:lsdException w:name="Medium List 1 Accent 2" w:semiHidden="0" w:uiPriority="65" w:unhideWhenUsed="0"/>
-    <w:lsdException w:name="Medium List 2 Accent 2" w:semiHidden="0" w:uiPriority="66" w:unhideWhenUsed="0"/>
-    <w:lsdException w:name="Medium Grid 1 Accent 2" w:semiHidden="0" w:uiPriority="67" w:unhideWhenUsed="0"/>
-    <w:lsdException w:name="Medium Grid 2 Accent 2" w:semiHidden="0" w:uiPriority="68" w:unhideWhenUsed="0"/>
-    <w:lsdException w:name="Medium Grid 3 Accent 2" w:semiHidden="0" w:uiPriority="69" w:unhideWhenUsed="0"/>
-    <w:lsdException w:name="Dark List Accent 2" w:semiHidden="0" w:uiPriority="70" w:unhideWhenUsed="0"/>
-    <w:lsdException w:name="Colorful Shading Accent 2" w:semiHidden="0" w:uiPriority="71" w:unhideWhenUsed="0"/>
-    <w:lsdException w:name="Colorful List Accent 2" w:semiHidden="0" w:uiPriority="72" w:unhideWhenUsed="0"/>
-    <w:lsdException w:name="Colorful Grid Accent 2" w:semiHidden="0" w:uiPriority="73" w:unhideWhenUsed="0"/>
-    <w:lsdException w:name="Light Shading Accent 3" w:semiHidden="0" w:uiPriority="60" w:unhideWhenUsed="0"/>
-    <w:lsdException w:name="Light List Accent 3" w:semiHidden="0" w:uiPriority="61" w:unhideWhenUsed="0"/>
-    <w:lsdException w:name="Light Grid Accent 3" w:semiHidden="0" w:uiPriority="62" w:unhideWhenUsed="0"/>
-    <w:lsdException w:name="Medium Shading 1 Accent 3" w:semiHidden="0" w:uiPriority="63" w:unhideWhenUsed="0"/>
-    <w:lsdException w:name="Medium Shading 2 Accent 3" w:semiHidden="0" w:uiPriority="64" w:unhideWhenUsed="0"/>
-    <w:lsdException w:name="Medium List 1 Accent 3" w:semiHidden="0" w:uiPriority="65" w:unhideWhenUsed="0"/>
-    <w:lsdException w:name="Medium List 2 Accent 3" w:semiHidden="0" w:uiPriority="66" w:unhideWhenUsed="0"/>
-    <w:lsdException w:name="Medium Grid 1 Accent 3" w:semiHidden="0" w:uiPriority="67" w:unhideWhenUsed="0"/>
-    <w:lsdException w:name="Medium Grid 2 Accent 3" w:semiHidden="0" w:uiPriority="68" w:unhideWhenUsed="0"/>
-    <w:lsdException w:name="Medium Grid 3 Accent 3" w:semiHidden="0" w:uiPriority="69" w:unhideWhenUsed="0"/>
-    <w:lsdException w:name="Dark List Accent 3" w:semiHidden="0" w:uiPriority="70" w:unhideWhenUsed="0"/>
-    <w:lsdException w:name="Colorful Shading Accent 3" w:semiHidden="0" w:uiPriority="71" w:unhideWhenUsed="0"/>
-    <w:lsdException w:name="Colorful List Accent 3" w:semiHidden="0" w:uiPriority="72" w:unhideWhenUsed="0"/>
-    <w:lsdException w:name="Colorful Grid Accent 3" w:semiHidden="0" w:uiPriority="73" w:unhideWhenUsed="0"/>
-    <w:lsdException w:name="Light Shading Accent 4" w:semiHidden="0" w:uiPriority="60" w:unhideWhenUsed="0"/>
-    <w:lsdException w:name="Light List Accent 4" w:semiHidden="0" w:uiPriority="61" w:unhideWhenUsed="0"/>
-    <w:lsdException w:name="Light Grid Accent 4" w:semiHidden="0" w:uiPriority="62" w:unhideWhenUsed="0"/>
-    <w:lsdException w:name="Medium Shading 1 Accent 4" w:semiHidden="0" w:uiPriority="63" w:unhideWhenUsed="0"/>
-    <w:lsdException w:name="Medium Shading 2 Accent 4" w:semiHidden="0" w:uiPriority="64" w:unhideWhenUsed="0"/>
-    <w:lsdException w:name="Medium List 1 Accent 4" w:semiHidden="0" w:uiPriority="65" w:unhideWhenUsed="0"/>
-    <w:lsdException w:name="Medium List 2 Accent 4" w:semiHidden="0" w:uiPriority="66" w:unhideWhenUsed="0"/>
-    <w:lsdException w:name="Medium Grid 1 Accent 4" w:semiHidden="0" w:uiPriority="67" w:unhideWhenUsed="0"/>
-    <w:lsdException w:name="Medium Grid 2 Accent 4" w:semiHidden="0" w:uiPriority="68" w:unhideWhenUsed="0"/>
-    <w:lsdException w:name="Medium Grid 3 Accent 4" w:semiHidden="0" w:uiPriority="69" w:unhideWhenUsed="0"/>
-    <w:lsdException w:name="Dark List Accent 4" w:semiHidden="0" w:uiPriority="70" w:unhideWhenUsed="0"/>
-    <w:lsdException w:name="Colorful Shading Accent 4" w:semiHidden="0" w:uiPriority="71" w:unhideWhenUsed="0"/>
-    <w:lsdException w:name="Colorful List Accent 4" w:semiHidden="0" w:uiPriority="72" w:unhideWhenUsed="0"/>
-    <w:lsdException w:name="Colorful Grid Accent 4" w:semiHidden="0" w:uiPriority="73" w:unhideWhenUsed="0"/>
-    <w:lsdException w:name="Light Shading Accent 5" w:semiHidden="0" w:uiPriority="60" w:unhideWhenUsed="0"/>
-    <w:lsdException w:name="Light List Accent 5" w:semiHidden="0" w:uiPriority="61" w:unhideWhenUsed="0"/>
-    <w:lsdException w:name="Light Grid Accent 5" w:semiHidden="0" w:uiPriority="62" w:unhideWhenUsed="0"/>
-    <w:lsdException w:name="Medium Shading 1 Accent 5" w:semiHidden="0" w:uiPriority="63" w:unhideWhenUsed="0"/>
-    <w:lsdException w:name="Medium Shading 2 Accent 5" w:semiHidden="0" w:uiPriority="64" w:unhideWhenUsed="0"/>
-    <w:lsdException w:name="Medium List 1 Accent 5" w:semiHidden="0" w:uiPriority="65" w:unhideWhenUsed="0"/>
-    <w:lsdException w:name="Medium List 2 Accent 5" w:semiHidden="0" w:uiPriority="66" w:unhideWhenUsed="0"/>
-    <w:lsdException w:name="Medium Grid 1 Accent 5" w:semiHidden="0" w:uiPriority="67" w:unhideWhenUsed="0"/>
-    <w:lsdException w:name="Medium Grid 2 Accent 5" w:semiHidden="0" w:uiPriority="68" w:unhideWhenUsed="0"/>
-    <w:lsdException w:name="Medium Grid 3 Accent 5" w:semiHidden="0" w:uiPriority="69" w:unhideWhenUsed="0"/>
-    <w:lsdException w:name="Dark List Accent 5" w:semiHidden="0" w:uiPriority="70" w:unhideWhenUsed="0"/>
-    <w:lsdException w:name="Colorful Shading Accent 5" w:semiHidden="0" w:uiPriority="71" w:unhideWhenUsed="0"/>
-    <w:lsdException w:name="Colorful List Accent 5" w:semiHidden="0" w:uiPriority="72" w:unhideWhenUsed="0"/>
-    <w:lsdException w:name="Colorful Grid Accent 5" w:semiHidden="0" w:uiPriority="73" w:unhideWhenUsed="0"/>
-    <w:lsdException w:name="Light Shading Accent 6" w:semiHidden="0" w:uiPriority="60" w:unhideWhenUsed="0"/>
-    <w:lsdException w:name="Light List Accent 6" w:semiHidden="0" w:uiPriority="61" w:unhideWhenUsed="0"/>
-    <w:lsdException w:name="Light Grid Accent 6" w:semiHidden="0" w:uiPriority="62" w:unhideWhenUsed="0"/>
-    <w:lsdException w:name="Medium Shading 1 Accent 6" w:semiHidden="0" w:uiPriority="63" w:unhideWhenUsed="0"/>
-    <w:lsdException w:name="Medium Shading 2 Accent 6" w:semiHidden="0" w:uiPriority="64" w:unhideWhenUsed="0"/>
-    <w:lsdException w:name="Medium List 1 Accent 6" w:semiHidden="0" w:uiPriority="65" w:unhideWhenUsed="0"/>
-    <w:lsdException w:name="Medium List 2 Accent 6" w:semiHidden="0" w:uiPriority="66" w:unhideWhenUsed="0"/>
-    <w:lsdException w:name="Medium Grid 1 Accent 6" w:semiHidden="0" w:uiPriority="67" w:unhideWhenUsed="0"/>
-    <w:lsdException w:name="Medium Grid 2 Accent 6" w:semiHidden="0" w:uiPriority="68" w:unhideWhenUsed="0"/>
-    <w:lsdException w:name="Medium Grid 3 Accent 6" w:semiHidden="0" w:uiPriority="69" w:unhideWhenUsed="0"/>
-    <w:lsdException w:name="Dark List Accent 6" w:semiHidden="0" w:uiPriority="70" w:unhideWhenUsed="0"/>
-    <w:lsdException w:name="Colorful Shading Accent 6" w:semiHidden="0" w:uiPriority="71" w:unhideWhenUsed="0"/>
-    <w:lsdException w:name="Colorful List Accent 6" w:semiHidden="0" w:uiPriority="72" w:unhideWhenUsed="0"/>
-    <w:lsdException w:name="Colorful Grid Accent 6" w:semiHidden="0" w:uiPriority="73" w:unhideWhenUsed="0"/>
-    <w:lsdException w:name="Subtle Emphasis" w:semiHidden="0" w:uiPriority="19" w:unhideWhenUsed="0" w:qFormat="1"/>
-    <w:lsdException w:name="Intense Emphasis" w:semiHidden="0" w:uiPriority="21" w:unhideWhenUsed="0" w:qFormat="1"/>
-    <w:lsdException w:name="Subtle Reference" w:semiHidden="0" w:uiPriority="31" w:unhideWhenUsed="0" w:qFormat="1"/>
-    <w:lsdException w:name="Intense Reference" w:semiHidden="0" w:uiPriority="32" w:unhideWhenUsed="0" w:qFormat="1"/>
-    <w:lsdException w:name="Book Title" w:semiHidden="0" w:uiPriority="33" w:unhideWhenUsed="0" w:qFormat="1"/>
-    <w:lsdException w:name="Bibliography" w:uiPriority="37"/>
-    <w:lsdException w:name="TOC Heading" w:uiPriority="39" w:qFormat="1"/>
-  </w:latentStyles>
-  <w:style w:type="paragraph" w:default="1" w:styleId="Normal">
-    <w:name w:val="Normal"/>
-    <w:qFormat/>
-  </w:style>
-  <w:style w:type="character" w:default="1" w:styleId="DefaultParagraphFont">
-    <w:name w:val="Default Paragraph Font"/>
-    <w:uiPriority w:val="1"/>
-    <w:semiHidden/>
-    <w:unhideWhenUsed/>
-  </w:style>
-  <w:style w:type="table" w:default="1" w:styleId="TableNormal">
-    <w:name w:val="Normal Table"/>
-    <w:uiPriority w:val="99"/>
-    <w:semiHidden/>
-    <w:unhideWhenUsed/>
-    <w:tblPr>
-      <w:tblInd w:w="0" w:type="dxa"/>
-      <w:tblCellMar>
-        <w:top w:w="0" w:type="dxa"/>
-        <w:left w:w="108" w:type="dxa"/>
-        <w:bottom w:w="0" w:type="dxa"/>
-        <w:right w:w="108" w:type="dxa"/>
-      </w:tblCellMar>
-    </w:tblPr>
-  </w:style>
-  <w:style w:type="numbering" w:default="1" w:styleId="NoList">
-    <w:name w:val="No List"/>
-    <w:uiPriority w:val="99"/>
-    <w:semiHidden/>
-    <w:unhideWhenUsed/>
-  </w:style>
-</w:styles>
-</file>
-
-<file path=word/stylesWithEffects.xml><?xml version="1.0" encoding="utf-8"?>
-<w:styles xmlns:wpc="http://schemas.microsoft.com/office/word/2010/wordprocessingCanvas" xmlns:mc="http://schemas.openxmlformats.org/markup-compatibility/2006" xmlns:o="urn:schemas-microsoft-com:office:office" xmlns:r="http://schemas.openxmlformats.org/officeDocument/2006/relationships" xmlns:m="http://schemas.openxmlformats.org/officeDocument/2006/math" xmlns:v="urn:schemas-microsoft-com:vml" xmlns:wp14="http://schemas.microsoft.com/office/word/2010/wordprocessingDrawing" xmlns:wp="http://schemas.openxmlformats.org/drawingml/2006/wordprocessingDrawing" xmlns:w10="urn:schemas-microsoft-com:office:word" xmlns:w="http://schemas.openxmlformats.org/wordprocessingml/2006/main" xmlns:w14="http://schemas.microsoft.com/office/word/2010/wordml" xmlns:wpg="http://schemas.microsoft.com/office/word/2010/wordprocessingGroup" xmlns:wpi="http://schemas.microsoft.com/office/word/2010/wordprocessingInk" xmlns:wne="http://schemas.microsoft.com/office/word/2006/wordml" xmlns:wps="http://schemas.microsoft.com/office/word/2010/wordprocessingShape" mc:Ignorable="w14 wp14">
-  <w:docDefaults>
-    <w:rPrDefault>
-      <w:rPr>
-        <w:rFonts w:asciiTheme="minorHAnsi" w:eastAsiaTheme="minorHAnsi" w:hAnsiTheme="minorHAnsi" w:cstheme="minorBidi"/>
-        <w:sz w:val="22"/>
-        <w:szCs w:val="22"/>
-        <w:lang w:val="en-IN" w:eastAsia="en-US" w:bidi="ar-SA"/>
-      </w:rPr>
-    </w:rPrDefault>
-    <w:pPrDefault>
-      <w:pPr>
-        <w:spacing w:after="200" w:line="276" w:lineRule="auto"/>
-      </w:pPr>
-    </w:pPrDefault>
-  </w:docDefaults>
-  <w:latentStyles w:defLockedState="0" w:defUIPriority="99" w:defSemiHidden="1" w:defUnhideWhenUsed="1" w:defQFormat="0" w:count="267">
-    <w:lsdException w:name="Normal" w:semiHidden="0" w:uiPriority="0" w:unhideWhenUsed="0" w:qFormat="1"/>
-    <w:lsdException w:name="heading 1" w:semiHidden="0" w:uiPriority="9" w:unhideWhenUsed="0" w:qFormat="1"/>
-    <w:lsdException w:name="heading 2" w:uiPriority="9" w:qFormat="1"/>
-    <w:lsdException w:name="heading 3" w:uiPriority="9" w:qFormat="1"/>
-    <w:lsdException w:name="heading 4" w:uiPriority="9" w:qFormat="1"/>
-    <w:lsdException w:name="heading 5" w:uiPriority="9" w:qFormat="1"/>
-    <w:lsdException w:name="heading 6" w:uiPriority="9" w:qFormat="1"/>
-    <w:lsdException w:name="heading 7" w:uiPriority="9" w:qFormat="1"/>
-    <w:lsdException w:name="heading 8" w:uiPriority="9" w:qFormat="1"/>
-    <w:lsdException w:name="heading 9" w:uiPriority="9" w:qFormat="1"/>
-    <w:lsdException w:name="toc 1" w:uiPriority="39"/>
-    <w:lsdException w:name="toc 2" w:uiPriority="39"/>
-    <w:lsdException w:name="toc 3" w:uiPriority="39"/>
-    <w:lsdException w:name="toc 4" w:uiPriority="39"/>
-    <w:lsdException w:name="toc 5" w:uiPriority="39"/>
-    <w:lsdException w:name="toc 6" w:uiPriority="39"/>
-    <w:lsdException w:name="toc 7" w:uiPriority="39"/>
-    <w:lsdException w:name="toc 8" w:uiPriority="39"/>
-    <w:lsdException w:name="toc 9" w:uiPriority="39"/>
-    <w:lsdException w:name="caption" w:uiPriority="35" w:qFormat="1"/>
-    <w:lsdException w:name="Title" w:semiHidden="0" w:uiPriority="10" w:unhideWhenUsed="0" w:qFormat="1"/>
-    <w:lsdException w:name="Default Paragraph Font" w:uiPriority="1"/>
-    <w:lsdException w:name="Subtitle" w:semiHidden="0" w:uiPriority="11" w:unhideWhenUsed="0" w:qFormat="1"/>
-    <w:lsdException w:name="Strong" w:semiHidden="0" w:uiPriority="22" w:unhideWhenUsed="0" w:qFormat="1"/>
-    <w:lsdException w:name="Emphasis" w:semiHidden="0" w:uiPriority="20" w:unhideWhenUsed="0" w:qFormat="1"/>
-    <w:lsdException w:name="Table Grid" w:semiHidden="0" w:uiPriority="59" w:unhideWhenUsed="0"/>
-    <w:lsdException w:name="Placeholder Text" w:unhideWhenUsed="0"/>
-    <w:lsdException w:name="No Spacing" w:semiHidden="0" w:uiPriority="1" w:unhideWhenUsed="0" w:qFormat="1"/>
-    <w:lsdException w:name="Light Shading" w:semiHidden="0" w:uiPriority="60" w:unhideWhenUsed="0"/>
-    <w:lsdException w:name="Light List" w:semiHidden="0" w:uiPriority="61" w:unhideWhenUsed="0"/>
-    <w:lsdException w:name="Light Grid" w:semiHidden="0" w:uiPriority="62" w:unhideWhenUsed="0"/>
-    <w:lsdException w:name="Medium Shading 1" w:semiHidden="0" w:uiPriority="63" w:unhideWhenUsed="0"/>
-    <w:lsdException w:name="Medium Shading 2" w:semiHidden="0" w:uiPriority="64" w:unhideWhenUsed="0"/>
-    <w:lsdException w:name="Medium List 1" w:semiHidden="0" w:uiPriority="65" w:unhideWhenUsed="0"/>
-    <w:lsdException w:name="Medium List 2" w:semiHidden="0" w:uiPriority="66" w:unhideWhenUsed="0"/>
-    <w:lsdException w:name="Medium Grid 1" w:semiHidden="0" w:uiPriority="67" w:unhideWhenUsed="0"/>
-    <w:lsdException w:name="Medium Grid 2" w:semiHidden="0" w:uiPriority="68" w:unhideWhenUsed="0"/>
-    <w:lsdException w:name="Medium Grid 3" w:semiHidden="0" w:uiPriority="69" w:unhideWhenUsed="0"/>
-    <w:lsdException w:name="Dark List" w:semiHidden="0" w:uiPriority="70" w:unhideWhenUsed="0"/>
-    <w:lsdException w:name="Colorful Shading" w:semiHidden="0" w:uiPriority="71" w:unhideWhenUsed="0"/>
-    <w:lsdException w:name="Colorful List" w:semiHidden="0" w:uiPriority="72" w:unhideWhenUsed="0"/>
-    <w:lsdException w:name="Colorful Grid" w:semiHidden="0" w:uiPriority="73" w:unhideWhenUsed="0"/>
-    <w:lsdException w:name="Light Shading Accent 1" w:semiHidden="0" w:uiPriority="60" w:unhideWhenUsed="0"/>
-    <w:lsdException w:name="Light List Accent 1" w:semiHidden="0" w:uiPriority="61" w:unhideWhenUsed="0"/>
-    <w:lsdException w:name="Light Grid Accent 1" w:semiHidden="0" w:uiPriority="62" w:unhideWhenUsed="0"/>
-    <w:lsdException w:name="Medium Shading 1 Accent 1" w:semiHidden="0" w:uiPriority="63" w:unhideWhenUsed="0"/>
-    <w:lsdException w:name="Medium Shading 2 Accent 1" w:semiHidden="0" w:uiPriority="64" w:unhideWhenUsed="0"/>
-    <w:lsdException w:name="Medium List 1 Accent 1" w:semiHidden="0" w:uiPriority="65" w:unhideWhenUsed="0"/>
-    <w:lsdException w:name="Revision" w:unhideWhenUsed="0"/>
-    <w:lsdException w:name="List Paragraph" w:semiHidden="0" w:uiPriority="34" w:unhideWhenUsed="0" w:qFormat="1"/>
-    <w:lsdException w:name="Quote" w:semiHidden="0" w:uiPriority="29" w:unhideWhenUsed="0" w:qFormat="1"/>
-    <w:lsdException w:name="Intense Quote" w:semiHidden="0" w:uiPriority="30" w:unhideWhenUsed="0" w:qFormat="1"/>
-    <w:lsdException w:name="Medium List 2 Accent 1" w:semiHidden="0" w:uiPriority="66" w:unhideWhenUsed="0"/>
-    <w:lsdException w:name="Medium Grid 1 Accent 1" w:semiHidden="0" w:uiPriority="67" w:unhideWhenUsed="0"/>
-    <w:lsdException w:name="Medium Grid 2 Accent 1" w:semiHidden="0" w:uiPriority="68" w:unhideWhenUsed="0"/>
-    <w:lsdException w:name="Medium Grid 3 Accent 1" w:semiHidden="0" w:uiPriority="69" w:unhideWhenUsed="0"/>
-    <w:lsdException w:name="Dark List Accent 1" w:semiHidden="0" w:uiPriority="70" w:unhideWhenUsed="0"/>
-    <w:lsdException w:name="Colorful Shading Accent 1" w:semiHidden="0" w:uiPriority="71" w:unhideWhenUsed="0"/>
-    <w:lsdException w:name="Colorful List Accent 1" w:semiHidden="0" w:uiPriority="72" w:unhideWhenUsed="0"/>
-    <w:lsdException w:name="Colorful Grid Accent 1" w:semiHidden="0" w:uiPriority="73" w:unhideWhenUsed="0"/>
-    <w:lsdException w:name="Light Shading Accent 2" w:semiHidden="0" w:uiPriority="60" w:unhideWhenUsed="0"/>
-    <w:lsdException w:name="Light List Accent 2" w:semiHidden="0" w:uiPriority="61" w:unhideWhenUsed="0"/>
-    <w:lsdException w:name="Light Grid Accent 2" w:semiHidden="0" w:uiPriority="62" w:unhideWhenUsed="0"/>
-    <w:lsdException w:name="Medium Shading 1 Accent 2" w:semiHidden="0" w:uiPriority="63" w:unhideWhenUsed="0"/>
-    <w:lsdException w:name="Medium Shading 2 Accent 2" w:semiHidden="0" w:uiPriority="64" w:unhideWhenUsed="0"/>
-    <w:lsdException w:name="Medium List 1 Accent 2" w:semiHidden="0" w:uiPriority="65" w:unhideWhenUsed="0"/>
-    <w:lsdException w:name="Medium List 2 Accent 2" w:semiHidden="0" w:uiPriority="66" w:unhideWhenUsed="0"/>
-    <w:lsdException w:name="Medium Grid 1 Accent 2" w:semiHidden="0" w:uiPriority="67" w:unhideWhenUsed="0"/>
-    <w:lsdException w:name="Medium Grid 2 Accent 2" w:semiHidden="0" w:uiPriority="68" w:unhideWhenUsed="0"/>
-    <w:lsdException w:name="Medium Grid 3 Accent 2" w:semiHidden="0" w:uiPriority="69" w:unhideWhenUsed="0"/>
-    <w:lsdException w:name="Dark List Accent 2" w:semiHidden="0" w:uiPriority="70" w:unhideWhenUsed="0"/>
-    <w:lsdException w:name="Colorful Shading Accent 2" w:semiHidden="0" w:uiPriority="71" w:unhideWhenUsed="0"/>
-    <w:lsdException w:name="Colorful List Accent 2" w:semiHidden="0" w:uiPriority="72" w:unhideWhenUsed="0"/>
-    <w:lsdException w:name="Colorful Grid Accent 2" w:semiHidden="0" w:uiPriority="73" w:unhideWhenUsed="0"/>
-    <w:lsdException w:name="Light Shading Accent 3" w:semiHidden="0" w:uiPriority="60" w:unhideWhenUsed="0"/>
-    <w:lsdException w:name="Light List Accent 3" w:semiHidden="0" w:uiPriority="61" w:unhideWhenUsed="0"/>
-    <w:lsdException w:name="Light Grid Accent 3" w:semiHidden="0" w:uiPriority="62" w:unhideWhenUsed="0"/>
-    <w:lsdException w:name="Medium Shading 1 Accent 3" w:semiHidden="0" w:uiPriority="63" w:unhideWhenUsed="0"/>
-    <w:lsdException w:name="Medium Shading 2 Accent 3" w:semiHidden="0" w:uiPriority="64" w:unhideWhenUsed="0"/>
-    <w:lsdException w:name="Medium List 1 Accent 3" w:semiHidden="0" w:uiPriority="65" w:unhideWhenUsed="0"/>
-    <w:lsdException w:name="Medium List 2 Accent 3" w:semiHidden="0" w:uiPriority="66" w:unhideWhenUsed="0"/>
-    <w:lsdException w:name="Medium Grid 1 Accent 3" w:semiHidden="0" w:uiPriority="67" w:unhideWhenUsed="0"/>
-    <w:lsdException w:name="Medium Grid 2 Accent 3" w:semiHidden="0" w:uiPriority="68" w:unhideWhenUsed="0"/>
-    <w:lsdException w:name="Medium Grid 3 Accent 3" w:semiHidden="0" w:uiPriority="69" w:unhideWhenUsed="0"/>
-    <w:lsdException w:name="Dark List Accent 3" w:semiHidden="0" w:uiPriority="70" w:unhideWhenUsed="0"/>
-    <w:lsdException w:name="Colorful Shading Accent 3" w:semiHidden="0" w:uiPriority="71" w:unhideWhenUsed="0"/>
-    <w:lsdException w:name="Colorful List Accent 3" w:semiHidden="0" w:uiPriority="72" w:unhideWhenUsed="0"/>
-    <w:lsdException w:name="Colorful Grid Accent 3" w:semiHidden="0" w:uiPriority="73" w:unhideWhenUsed="0"/>
-    <w:lsdException w:name="Light Shading Accent 4" w:semiHidden="0" w:uiPriority="60" w:unhideWhenUsed="0"/>
-    <w:lsdException w:name="Light List Accent 4" w:semiHidden="0" w:uiPriority="61" w:unhideWhenUsed="0"/>
-    <w:lsdException w:name="Light Grid Accent 4" w:semiHidden="0" w:uiPriority="62" w:unhideWhenUsed="0"/>
-    <w:lsdException w:name="Medium Shading 1 Accent 4" w:semiHidden="0" w:uiPriority="63" w:unhideWhenUsed="0"/>
-    <w:lsdException w:name="Medium Shading 2 Accent 4" w:semiHidden="0" w:uiPriority="64" w:unhideWhenUsed="0"/>
-    <w:lsdException w:name="Medium List 1 Accent 4" w:semiHidden="0" w:uiPriority="65" w:unhideWhenUsed="0"/>
-    <w:lsdException w:name="Medium List 2 Accent 4" w:semiHidden="0" w:uiPriority="66" w:unhideWhenUsed="0"/>
-    <w:lsdException w:name="Medium Grid 1 Accent 4" w:semiHidden="0" w:uiPriority="67" w:unhideWhenUsed="0"/>
-    <w:lsdException w:name="Medium Grid 2 Accent 4" w:semiHidden="0" w:uiPriority="68" w:unhideWhenUsed="0"/>
-    <w:lsdException w:name="Medium Grid 3 Accent 4" w:semiHidden="0" w:uiPriority="69" w:unhideWhenUsed="0"/>
-    <w:lsdException w:name="Dark List Accent 4" w:semiHidden="0" w:uiPriority="70" w:unhideWhenUsed="0"/>
-    <w:lsdException w:name="Colorful Shading Accent 4" w:semiHidden="0" w:uiPriority="71" w:unhideWhenUsed="0"/>
-    <w:lsdException w:name="Colorful List Accent 4" w:semiHidden="0" w:uiPriority="72" w:unhideWhenUsed="0"/>
-    <w:lsdException w:name="Colorful Grid Accent 4" w:semiHidden="0" w:uiPriority="73" w:unhideWhenUsed="0"/>
-    <w:lsdException w:name="Light Shading Accent 5" w:semiHidden="0" w:uiPriority="60" w:unhideWhenUsed="0"/>
-    <w:lsdException w:name="Light List Accent 5" w:semiHidden="0" w:uiPriority="61" w:unhideWhenUsed="0"/>
-    <w:lsdException w:name="Light Grid Accent 5" w:semiHidden="0" w:uiPriority="62" w:unhideWhenUsed="0"/>
-    <w:lsdException w:name="Medium Shading 1 Accent 5" w:semiHidden="0" w:uiPriority="63" w:unhideWhenUsed="0"/>
-    <w:lsdException w:name="Medium Shading 2 Accent 5" w:semiHidden="0" w:uiPriority="64" w:unhideWhenUsed="0"/>
-    <w:lsdException w:name="Medium List 1 Accent 5" w:semiHidden="0" w:uiPriority="65" w:unhideWhenUsed="0"/>
-    <w:lsdException w:name="Medium List 2 Accent 5" w:semiHidden="0" w:uiPriority="66" w:unhideWhenUsed="0"/>
-    <w:lsdException w:name="Medium Grid 1 Accent 5" w:semiHidden="0" w:uiPriority="67" w:unhideWhenUsed="0"/>
-    <w:lsdException w:name="Medium Grid 2 Accent 5" w:semiHidden="0" w:uiPriority="68" w:unhideWhenUsed="0"/>
-    <w:lsdException w:name="Medium Grid 3 Accent 5" w:semiHidden="0" w:uiPriority="69" w:unhideWhenUsed="0"/>
-    <w:lsdException w:name="Dark List Accent 5" w:semiHidden="0" w:uiPriority="70" w:unhideWhenUsed="0"/>
-    <w:lsdException w:name="Colorful Shading Accent 5" w:semiHidden="0" w:uiPriority="71" w:unhideWhenUsed="0"/>
-    <w:lsdException w:name="Colorful List Accent 5" w:semiHidden="0" w:uiPriority="72" w:unhideWhenUsed="0"/>
-    <w:lsdException w:name="Colorful Grid Accent 5" w:semiHidden="0" w:uiPriority="73" w:unhideWhenUsed="0"/>
-    <w:lsdException w:name="Light Shading Accent 6" w:semiHidden="0" w:uiPriority="60" w:unhideWhenUsed="0"/>
-    <w:lsdException w:name="Light List Accent 6" w:semiHidden="0" w:uiPriority="61" w:unhideWhenUsed="0"/>
-    <w:lsdException w:name="Light Grid Accent 6" w:semiHidden="0" w:uiPriority="62" w:unhideWhenUsed="0"/>
-    <w:lsdException w:name="Medium Shading 1 Accent 6" w:semiHidden="0" w:uiPriority="63" w:unhideWhenUsed="0"/>
-    <w:lsdException w:name="Medium Shading 2 Accent 6" w:semiHidden="0" w:uiPriority="64" w:unhideWhenUsed="0"/>
-    <w:lsdException w:name="Medium List 1 Accent 6" w:semiHidden="0" w:uiPriority="65" w:unhideWhenUsed="0"/>
-    <w:lsdException w:name="Medium List 2 Accent 6" w:semiHidden="0" w:uiPriority="66" w:unhideWhenUsed="0"/>
-    <w:lsdException w:name="Medium Grid 1 Accent 6" w:semiHidden="0" w:uiPriority="67" w:unhideWhenUsed="0"/>
-    <w:lsdException w:name="Medium Grid 2 Accent 6" w:semiHidden="0" w:uiPriority="68" w:unhideWhenUsed="0"/>
-    <w:lsdException w:name="Medium Grid 3 Accent 6" w:semiHidden="0" w:uiPriority="69" w:unhideWhenUsed="0"/>
-    <w:lsdException w:name="Dark List Accent 6" w:semiHidden="0" w:uiPriority="70" w:unhideWhenUsed="0"/>
-    <w:lsdException w:name="Colorful Shading Accent 6" w:semiHidden="0" w:uiPriority="71" w:unhideWhenUsed="0"/>
-    <w:lsdException w:name="Colorful List Accent 6" w:semiHidden="0" w:uiPriority="72" w:unhideWhenUsed="0"/>
-    <w:lsdException w:name="Colorful Grid Accent 6" w:semiHidden="0" w:uiPriority="73" w:unhideWhenUsed="0"/>
-    <w:lsdException w:name="Subtle Emphasis" w:semiHidden="0" w:uiPriority="19" w:unhideWhenUsed="0" w:qFormat="1"/>
-    <w:lsdException w:name="Intense Emphasis" w:semiHidden="0" w:uiPriority="21" w:unhideWhenUsed="0" w:qFormat="1"/>
-    <w:lsdException w:name="Subtle Reference" w:semiHidden="0" w:uiPriority="31" w:unhideWhenUsed="0" w:qFormat="1"/>
-    <w:lsdException w:name="Intense Reference" w:semiHidden="0" w:uiPriority="32" w:unhideWhenUsed="0" w:qFormat="1"/>
-    <w:lsdException w:name="Book Title" w:semiHidden="0" w:uiPriority="33" w:unhideWhenUsed="0" w:qFormat="1"/>
-    <w:lsdException w:name="Bibliography" w:uiPriority="37"/>
-    <w:lsdException w:name="TOC Heading" w:uiPriority="39" w:qFormat="1"/>
+  <w:latentStyles w:defLockedState="0" w:defUIPriority="99" w:defSemiHidden="0" w:defUnhideWhenUsed="0" w:defQFormat="0" w:count="376">
+    <w:lsdException w:name="Normal" w:uiPriority="0" w:qFormat="1"/>
+    <w:lsdException w:name="heading 1" w:uiPriority="9" w:qFormat="1"/>
+    <w:lsdException w:name="heading 2" w:semiHidden="1" w:uiPriority="9" w:unhideWhenUsed="1" w:qFormat="1"/>
+    <w:lsdException w:name="heading 3" w:semiHidden="1" w:uiPriority="9" w:unhideWhenUsed="1" w:qFormat="1"/>
+    <w:lsdException w:name="heading 4" w:semiHidden="1" w:uiPriority="9" w:unhideWhenUsed="1" w:qFormat="1"/>
+    <w:lsdException w:name="heading 5" w:semiHidden="1" w:uiPriority="9" w:unhideWhenUsed="1" w:qFormat="1"/>
+    <w:lsdException w:name="heading 6" w:semiHidden="1" w:uiPriority="9" w:unhideWhenUsed="1" w:qFormat="1"/>
+    <w:lsdException w:name="heading 7" w:semiHidden="1" w:uiPriority="9" w:unhideWhenUsed="1" w:qFormat="1"/>
+    <w:lsdException w:name="heading 8" w:semiHidden="1" w:uiPriority="9" w:unhideWhenUsed="1" w:qFormat="1"/>
+    <w:lsdException w:name="heading 9" w:semiHidden="1" w:uiPriority="9" w:unhideWhenUsed="1" w:qFormat="1"/>
+    <w:lsdException w:name="index 1" w:semiHidden="1" w:unhideWhenUsed="1"/>
+    <w:lsdException w:name="index 2" w:semiHidden="1" w:unhideWhenUsed="1"/>
+    <w:lsdException w:name="index 3" w:semiHidden="1" w:unhideWhenUsed="1"/>
+    <w:lsdException w:name="index 4" w:semiHidden="1" w:unhideWhenUsed="1"/>
+    <w:lsdException w:name="index 5" w:semiHidden="1" w:unhideWhenUsed="1"/>
+    <w:lsdException w:name="index 6" w:semiHidden="1" w:unhideWhenUsed="1"/>
+    <w:lsdException w:name="index 7" w:semiHidden="1" w:unhideWhenUsed="1"/>
+    <w:lsdException w:name="index 8" w:semiHidden="1" w:unhideWhenUsed="1"/>
+    <w:lsdException w:name="index 9" w:semiHidden="1" w:unhideWhenUsed="1"/>
+    <w:lsdException w:name="toc 1" w:semiHidden="1" w:uiPriority="39" w:unhideWhenUsed="1"/>
+    <w:lsdException w:name="toc 2" w:semiHidden="1" w:uiPriority="39" w:unhideWhenUsed="1"/>
+    <w:lsdException w:name="toc 3" w:semiHidden="1" w:uiPriority="39" w:unhideWhenUsed="1"/>
+    <w:lsdException w:name="toc 4" w:semiHidden="1" w:uiPriority="39" w:unhideWhenUsed="1"/>
+    <w:lsdException w:name="toc 5" w:semiHidden="1" w:uiPriority="39" w:unhideWhenUsed="1"/>
+    <w:lsdException w:name="toc 6" w:semiHidden="1" w:uiPriority="39" w:unhideWhenUsed="1"/>
+    <w:lsdException w:name="toc 7" w:semiHidden="1" w:uiPriority="39" w:unhideWhenUsed="1"/>
+    <w:lsdException w:name="toc 8" w:semiHidden="1" w:uiPriority="39" w:unhideWhenUsed="1"/>
+    <w:lsdException w:name="toc 9" w:semiHidden="1" w:uiPriority="39" w:unhideWhenUsed="1"/>
+    <w:lsdException w:name="Normal Indent" w:semiHidden="1" w:unhideWhenUsed="1"/>
+    <w:lsdException w:name="footnote text" w:semiHidden="1" w:unhideWhenUsed="1"/>
+    <w:lsdException w:name="annotation text" w:semiHidden="1" w:unhideWhenUsed="1"/>
+    <w:lsdException w:name="header" w:semiHidden="1" w:unhideWhenUsed="1"/>
+    <w:lsdException w:name="footer" w:semiHidden="1" w:unhideWhenUsed="1"/>
+    <w:lsdException w:name="index heading" w:semiHidden="1" w:unhideWhenUsed="1"/>
+    <w:lsdException w:name="caption" w:semiHidden="1" w:uiPriority="35" w:unhideWhenUsed="1" w:qFormat="1"/>
+    <w:lsdException w:name="table of figures" w:semiHidden="1" w:unhideWhenUsed="1"/>
+    <w:lsdException w:name="envelope address" w:semiHidden="1" w:unhideWhenUsed="1"/>
+    <w:lsdException w:name="envelope return" w:semiHidden="1" w:unhideWhenUsed="1"/>
+    <w:lsdException w:name="footnote reference" w:semiHidden="1" w:unhideWhenUsed="1"/>
+    <w:lsdException w:name="annotation reference" w:semiHidden="1" w:unhideWhenUsed="1"/>
+    <w:lsdException w:name="line number" w:semiHidden="1" w:unhideWhenUsed="1"/>
+    <w:lsdException w:name="page number" w:semiHidden="1" w:unhideWhenUsed="1"/>
+    <w:lsdException w:name="endnote reference" w:semiHidden="1" w:unhideWhenUsed="1"/>
+    <w:lsdException w:name="endnote text" w:semiHidden="1" w:unhideWhenUsed="1"/>
+    <w:lsdException w:name="table of authorities" w:semiHidden="1" w:unhideWhenUsed="1"/>
+    <w:lsdException w:name="macro" w:semiHidden="1" w:unhideWhenUsed="1"/>
+    <w:lsdException w:name="toa heading" w:semiHidden="1" w:unhideWhenUsed="1"/>
+    <w:lsdException w:name="List" w:semiHidden="1" w:unhideWhenUsed="1"/>
+    <w:lsdException w:name="List Bullet" w:semiHidden="1" w:unhideWhenUsed="1"/>
+    <w:lsdException w:name="List Number" w:semiHidden="1" w:unhideWhenUsed="1"/>
+    <w:lsdException w:name="List 2" w:semiHidden="1" w:unhideWhenUsed="1"/>
+    <w:lsdException w:name="List 3" w:semiHidden="1" w:unhideWhenUsed="1"/>
+    <w:lsdException w:name="List 4" w:semiHidden="1" w:unhideWhenUsed="1"/>
+    <w:lsdException w:name="List 5" w:semiHidden="1" w:unhideWhenUsed="1"/>
+    <w:lsdException w:name="List Bullet 2" w:semiHidden="1" w:unhideWhenUsed="1"/>
+    <w:lsdException w:name="List Bullet 3" w:semiHidden="1" w:unhideWhenUsed="1"/>
+    <w:lsdException w:name="List Bullet 4" w:semiHidden="1" w:unhideWhenUsed="1"/>
+    <w:lsdException w:name="List Bullet 5" w:semiHidden="1" w:unhideWhenUsed="1"/>
+    <w:lsdException w:name="List Number 2" w:semiHidden="1" w:unhideWhenUsed="1"/>
+    <w:lsdException w:name="List Number 3" w:semiHidden="1" w:unhideWhenUsed="1"/>
+    <w:lsdException w:name="List Number 4" w:semiHidden="1" w:unhideWhenUsed="1"/>
+    <w:lsdException w:name="List Number 5" w:semiHidden="1" w:unhideWhenUsed="1"/>
+    <w:lsdException w:name="Title" w:uiPriority="10" w:qFormat="1"/>
+    <w:lsdException w:name="Closing" w:semiHidden="1" w:unhideWhenUsed="1"/>
+    <w:lsdException w:name="Signature" w:semiHidden="1" w:unhideWhenUsed="1"/>
+    <w:lsdException w:name="Default Paragraph Font" w:semiHidden="1" w:uiPriority="1" w:unhideWhenUsed="1"/>
+    <w:lsdException w:name="Body Text" w:semiHidden="1" w:unhideWhenUsed="1"/>
+    <w:lsdException w:name="Body Text Indent" w:semiHidden="1" w:unhideWhenUsed="1"/>
+    <w:lsdException w:name="List Continue" w:semiHidden="1" w:unhideWhenUsed="1"/>
+    <w:lsdException w:name="List Continue 2" w:semiHidden="1" w:unhideWhenUsed="1"/>
+    <w:lsdException w:name="List Continue 3" w:semiHidden="1" w:unhideWhenUsed="1"/>
+    <w:lsdException w:name="List Continue 4" w:semiHidden="1" w:unhideWhenUsed="1"/>
+    <w:lsdException w:name="List Continue 5" w:semiHidden="1" w:unhideWhenUsed="1"/>
+    <w:lsdException w:name="Message Header" w:semiHidden="1" w:unhideWhenUsed="1"/>
+    <w:lsdException w:name="Subtitle" w:uiPriority="11" w:qFormat="1"/>
+    <w:lsdException w:name="Salutation" w:semiHidden="1" w:unhideWhenUsed="1"/>
+    <w:lsdException w:name="Date" w:semiHidden="1" w:unhideWhenUsed="1"/>
+    <w:lsdException w:name="Body Text First Indent" w:semiHidden="1" w:unhideWhenUsed="1"/>
+    <w:lsdException w:name="Body Text First Indent 2" w:semiHidden="1" w:unhideWhenUsed="1"/>
+    <w:lsdException w:name="Note Heading" w:semiHidden="1" w:unhideWhenUsed="1"/>
+    <w:lsdException w:name="Body Text 2" w:semiHidden="1" w:unhideWhenUsed="1"/>
+    <w:lsdException w:name="Body Text 3" w:semiHidden="1" w:unhideWhenUsed="1"/>
+    <w:lsdException w:name="Body Text Indent 2" w:semiHidden="1" w:unhideWhenUsed="1"/>
+    <w:lsdException w:name="Body Text Indent 3" w:semiHidden="1" w:unhideWhenUsed="1"/>
+    <w:lsdException w:name="Block Text" w:semiHidden="1" w:unhideWhenUsed="1"/>
+    <w:lsdException w:name="Hyperlink" w:semiHidden="1" w:unhideWhenUsed="1"/>
+    <w:lsdException w:name="FollowedHyperlink" w:semiHidden="1" w:unhideWhenUsed="1"/>
+    <w:lsdException w:name="Strong" w:uiPriority="22" w:qFormat="1"/>
+    <w:lsdException w:name="Emphasis" w:uiPriority="20" w:qFormat="1"/>
+    <w:lsdException w:name="Document Map" w:semiHidden="1" w:unhideWhenUsed="1"/>
+    <w:lsdException w:name="Plain Text" w:semiHidden="1" w:unhideWhenUsed="1"/>
+    <w:lsdException w:name="E-mail Signature" w:semiHidden="1" w:unhideWhenUsed="1"/>
+    <w:lsdException w:name="HTML Top of Form" w:semiHidden="1" w:unhideWhenUsed="1"/>
+    <w:lsdException w:name="HTML Bottom of Form" w:semiHidden="1" w:unhideWhenUsed="1"/>
+    <w:lsdException w:name="Normal (Web)" w:semiHidden="1" w:unhideWhenUsed="1"/>
+    <w:lsdException w:name="HTML Acronym" w:semiHidden="1" w:unhideWhenUsed="1"/>
+    <w:lsdException w:name="HTML Address" w:semiHidden="1" w:unhideWhenUsed="1"/>
+    <w:lsdException w:name="HTML Cite" w:semiHidden="1" w:unhideWhenUsed="1"/>
+    <w:lsdException w:name="HTML Code" w:semiHidden="1" w:unhideWhenUsed="1"/>
+    <w:lsdException w:name="HTML Definition" w:semiHidden="1" w:unhideWhenUsed="1"/>
+    <w:lsdException w:name="HTML Keyboard" w:semiHidden="1" w:unhideWhenUsed="1"/>
+    <w:lsdException w:name="HTML Preformatted" w:semiHidden="1" w:unhideWhenUsed="1"/>
+    <w:lsdException w:name="HTML Sample" w:semiHidden="1" w:unhideWhenUsed="1"/>
+    <w:lsdException w:name="HTML Typewriter" w:semiHidden="1" w:unhideWhenUsed="1"/>
+    <w:lsdException w:name="HTML Variable" w:semiHidden="1" w:unhideWhenUsed="1"/>
+    <w:lsdException w:name="Normal Table" w:semiHidden="1" w:unhideWhenUsed="1"/>
+    <w:lsdException w:name="annotation subject" w:semiHidden="1" w:unhideWhenUsed="1"/>
+    <w:lsdException w:name="No List" w:semiHidden="1" w:unhideWhenUsed="1"/>
+    <w:lsdException w:name="Outline List 1" w:semiHidden="1" w:unhideWhenUsed="1"/>
+    <w:lsdException w:name="Outline List 2" w:semiHidden="1" w:unhideWhenUsed="1"/>
+    <w:lsdException w:name="Outline List 3" w:semiHidden="1" w:unhideWhenUsed="1"/>
+    <w:lsdException w:name="Table Simple 1" w:semiHidden="1" w:unhideWhenUsed="1"/>
+    <w:lsdException w:name="Table Simple 2" w:semiHidden="1" w:unhideWhenUsed="1"/>
+    <w:lsdException w:name="Table Simple 3" w:semiHidden="1" w:unhideWhenUsed="1"/>
+    <w:lsdException w:name="Table Classic 1" w:semiHidden="1" w:unhideWhenUsed="1"/>
+    <w:lsdException w:name="Table Classic 2" w:semiHidden="1" w:unhideWhenUsed="1"/>
+    <w:lsdException w:name="Table Classic 3" w:semiHidden="1" w:unhideWhenUsed="1"/>
+    <w:lsdException w:name="Table Classic 4" w:semiHidden="1" w:unhideWhenUsed="1"/>
+    <w:lsdException w:name="Table Colorful 1" w:semiHidden="1" w:unhideWhenUsed="1"/>
+    <w:lsdException w:name="Table Colorful 2" w:semiHidden="1" w:unhideWhenUsed="1"/>
+    <w:lsdException w:name="Table Colorful 3" w:semiHidden="1" w:unhideWhenUsed="1"/>
+    <w:lsdException w:name="Table Columns 1" w:semiHidden="1" w:unhideWhenUsed="1"/>
+    <w:lsdException w:name="Table Columns 2" w:semiHidden="1" w:unhideWhenUsed="1"/>
+    <w:lsdException w:name="Table Columns 3" w:semiHidden="1" w:unhideWhenUsed="1"/>
+    <w:lsdException w:name="Table Columns 4" w:semiHidden="1" w:unhideWhenUsed="1"/>
+    <w:lsdException w:name="Table Columns 5" w:semiHidden="1" w:unhideWhenUsed="1"/>
+    <w:lsdException w:name="Table Grid 1" w:semiHidden="1" w:unhideWhenUsed="1"/>
+    <w:lsdException w:name="Table Grid 2" w:semiHidden="1" w:unhideWhenUsed="1"/>
+    <w:lsdException w:name="Table Grid 3" w:semiHidden="1" w:unhideWhenUsed="1"/>
+    <w:lsdException w:name="Table Grid 4" w:semiHidden="1" w:unhideWhenUsed="1"/>
+    <w:lsdException w:name="Table Grid 5" w:semiHidden="1" w:unhideWhenUsed="1"/>
+    <w:lsdException w:name="Table Grid 6" w:semiHidden="1" w:unhideWhenUsed="1"/>
+    <w:lsdException w:name="Table Grid 7" w:semiHidden="1" w:unhideWhenUsed="1"/>
+    <w:lsdException w:name="Table Grid 8" w:semiHidden="1" w:unhideWhenUsed="1"/>
+    <w:lsdException w:name="Table List 1" w:semiHidden="1" w:unhideWhenUsed="1"/>
+    <w:lsdException w:name="Table List 2" w:semiHidden="1" w:unhideWhenUsed="1"/>
+    <w:lsdException w:name="Table List 3" w:semiHidden="1" w:unhideWhenUsed="1"/>
+    <w:lsdException w:name="Table List 4" w:semiHidden="1" w:unhideWhenUsed="1"/>
+    <w:lsdException w:name="Table List 5" w:semiHidden="1" w:unhideWhenUsed="1"/>
+    <w:lsdException w:name="Table List 6" w:semiHidden="1" w:unhideWhenUsed="1"/>
+    <w:lsdException w:name="Table List 7" w:semiHidden="1" w:unhideWhenUsed="1"/>
+    <w:lsdException w:name="Table List 8" w:semiHidden="1" w:unhideWhenUsed="1"/>
+    <w:lsdException w:name="Table 3D effects 1" w:semiHidden="1" w:unhideWhenUsed="1"/>
+    <w:lsdException w:name="Table 3D effects 2" w:semiHidden="1" w:unhideWhenUsed="1"/>
+    <w:lsdException w:name="Table 3D effects 3" w:semiHidden="1" w:unhideWhenUsed="1"/>
+    <w:lsdException w:name="Table Contemporary" w:semiHidden="1" w:unhideWhenUsed="1"/>
+    <w:lsdException w:name="Table Elegant" w:semiHidden="1" w:unhideWhenUsed="1"/>
+    <w:lsdException w:name="Table Professional" w:semiHidden="1" w:unhideWhenUsed="1"/>
+    <w:lsdException w:name="Table Subtle 1" w:semiHidden="1" w:unhideWhenUsed="1"/>
+    <w:lsdException w:name="Table Subtle 2" w:semiHidden="1" w:unhideWhenUsed="1"/>
+    <w:lsdException w:name="Table Web 1" w:semiHidden="1" w:unhideWhenUsed="1"/>
+    <w:lsdException w:name="Table Web 2" w:semiHidden="1" w:unhideWhenUsed="1"/>
+    <w:lsdException w:name="Table Web 3" w:semiHidden="1" w:unhideWhenUsed="1"/>
+    <w:lsdException w:name="Balloon Text" w:semiHidden="1" w:unhideWhenUsed="1"/>
+    <w:lsdException w:name="Table Grid" w:uiPriority="59"/>
+    <w:lsdException w:name="Table Theme" w:semiHidden="1" w:unhideWhenUsed="1"/>
+    <w:lsdException w:name="Placeholder Text" w:semiHidden="1"/>
+    <w:lsdException w:name="No Spacing" w:uiPriority="1" w:qFormat="1"/>
+    <w:lsdException w:name="Light Shading" w:uiPriority="60"/>
+    <w:lsdException w:name="Light List" w:uiPriority="61"/>
+    <w:lsdException w:name="Light Grid" w:uiPriority="62"/>
+    <w:lsdException w:name="Medium Shading 1" w:uiPriority="63"/>
+    <w:lsdException w:name="Medium Shading 2" w:uiPriority="64"/>
+    <w:lsdException w:name="Medium List 1" w:uiPriority="65"/>
+    <w:lsdException w:name="Medium List 2" w:uiPriority="66"/>
+    <w:lsdException w:name="Medium Grid 1" w:uiPriority="67"/>
+    <w:lsdException w:name="Medium Grid 2" w:uiPriority="68"/>
+    <w:lsdException w:name="Medium Grid 3" w:uiPriority="69"/>
+    <w:lsdException w:name="Dark List" w:uiPriority="70"/>
+    <w:lsdException w:name="Colorful Shading" w:uiPriority="71"/>
+    <w:lsdException w:name="Colorful List" w:uiPriority="72"/>
+    <w:lsdException w:name="Colorful Grid" w:uiPriority="73"/>
+    <w:lsdException w:name="Light Shading Accent 1" w:uiPriority="60"/>
+    <w:lsdException w:name="Light List Accent 1" w:uiPriority="61"/>
+    <w:lsdException w:name="Light Grid Accent 1" w:uiPriority="62"/>
+    <w:lsdException w:name="Medium Shading 1 Accent 1" w:uiPriority="63"/>
+    <w:lsdException w:name="Medium Shading 2 Accent 1" w:uiPriority="64"/>
+    <w:lsdException w:name="Medium List 1 Accent 1" w:uiPriority="65"/>
+    <w:lsdException w:name="Revision" w:semiHidden="1"/>
+    <w:lsdException w:name="List Paragraph" w:uiPriority="34" w:qFormat="1"/>
+    <w:lsdException w:name="Quote" w:uiPriority="29" w:qFormat="1"/>
+    <w:lsdException w:name="Intense Quote" w:uiPriority="30" w:qFormat="1"/>
+    <w:lsdException w:name="Medium List 2 Accent 1" w:uiPriority="66"/>
+    <w:lsdException w:name="Medium Grid 1 Accent 1" w:uiPriority="67"/>
+    <w:lsdException w:name="Medium Grid 2 Accent 1" w:uiPriority="68"/>
+    <w:lsdException w:name="Medium Grid 3 Accent 1" w:uiPriority="69"/>
+    <w:lsdException w:name="Dark List Accent 1" w:uiPriority="70"/>
+    <w:lsdException w:name="Colorful Shading Accent 1" w:uiPriority="71"/>
+    <w:lsdException w:name="Colorful List Accent 1" w:uiPriority="72"/>
+    <w:lsdException w:name="Colorful Grid Accent 1" w:uiPriority="73"/>
+    <w:lsdException w:name="Light Shading Accent 2" w:uiPriority="60"/>
+    <w:lsdException w:name="Light List Accent 2" w:uiPriority="61"/>
+    <w:lsdException w:name="Light Grid Accent 2" w:uiPriority="62"/>
+    <w:lsdException w:name="Medium Shading 1 Accent 2" w:uiPriority="63"/>
+    <w:lsdException w:name="Medium Shading 2 Accent 2" w:uiPriority="64"/>
+    <w:lsdException w:name="Medium List 1 Accent 2" w:uiPriority="65"/>
+    <w:lsdException w:name="Medium List 2 Accent 2" w:uiPriority="66"/>
+    <w:lsdException w:name="Medium Grid 1 Accent 2" w:uiPriority="67"/>
+    <w:lsdException w:name="Medium Grid 2 Accent 2" w:uiPriority="68"/>
+    <w:lsdException w:name="Medium Grid 3 Accent 2" w:uiPriority="69"/>
+    <w:lsdException w:name="Dark List Accent 2" w:uiPriority="70"/>
+    <w:lsdException w:name="Colorful Shading Accent 2" w:uiPriority="71"/>
+    <w:lsdException w:name="Colorful List Accent 2" w:uiPriority="72"/>
+    <w:lsdException w:name="Colorful Grid Accent 2" w:uiPriority="73"/>
+    <w:lsdException w:name="Light Shading Accent 3" w:uiPriority="60"/>
+    <w:lsdException w:name="Light List Accent 3" w:uiPriority="61"/>
+    <w:lsdException w:name="Light Grid Accent 3" w:uiPriority="62"/>
+    <w:lsdException w:name="Medium Shading 1 Accent 3" w:uiPriority="63"/>
+    <w:lsdException w:name="Medium Shading 2 Accent 3" w:uiPriority="64"/>
+    <w:lsdException w:name="Medium List 1 Accent 3" w:uiPriority="65"/>
+    <w:lsdException w:name="Medium List 2 Accent 3" w:uiPriority="66"/>
+    <w:lsdException w:name="Medium Grid 1 Accent 3" w:uiPriority="67"/>
+    <w:lsdException w:name="Medium Grid 2 Accent 3" w:uiPriority="68"/>
+    <w:lsdException w:name="Medium Grid 3 Accent 3" w:uiPriority="69"/>
+    <w:lsdException w:name="Dark List Accent 3" w:uiPriority="70"/>
+    <w:lsdException w:name="Colorful Shading Accent 3" w:uiPriority="71"/>
+    <w:lsdException w:name="Colorful List Accent 3" w:uiPriority="72"/>
+    <w:lsdException w:name="Colorful Grid Accent 3" w:uiPriority="73"/>
+    <w:lsdException w:name="Light Shading Accent 4" w:uiPriority="60"/>
+    <w:lsdException w:name="Light List Accent 4" w:uiPriority="61"/>
+    <w:lsdException w:name="Light Grid Accent 4" w:uiPriority="62"/>
+    <w:lsdException w:name="Medium Shading 1 Accent 4" w:uiPriority="63"/>
+    <w:lsdException w:name="Medium Shading 2 Accent 4" w:uiPriority="64"/>
+    <w:lsdException w:name="Medium List 1 Accent 4" w:uiPriority="65"/>
+    <w:lsdException w:name="Medium List 2 Accent 4" w:uiPriority="66"/>
+    <w:lsdException w:name="Medium Grid 1 Accent 4" w:uiPriority="67"/>
+    <w:lsdException w:name="Medium Grid 2 Accent 4" w:uiPriority="68"/>
+    <w:lsdException w:name="Medium Grid 3 Accent 4" w:uiPriority="69"/>
+    <w:lsdException w:name="Dark List Accent 4" w:uiPriority="70"/>
+    <w:lsdException w:name="Colorful Shading Accent 4" w:uiPriority="71"/>
+    <w:lsdException w:name="Colorful List Accent 4" w:uiPriority="72"/>
+    <w:lsdException w:name="Colorful Grid Accent 4" w:uiPriority="73"/>
+    <w:lsdException w:name="Light Shading Accent 5" w:uiPriority="60"/>
+    <w:lsdException w:name="Light List Accent 5" w:uiPriority="61"/>
+    <w:lsdException w:name="Light Grid Accent 5" w:uiPriority="62"/>
+    <w:lsdException w:name="Medium Shading 1 Accent 5" w:uiPriority="63"/>
+    <w:lsdException w:name="Medium Shading 2 Accent 5" w:uiPriority="64"/>
+    <w:lsdException w:name="Medium List 1 Accent 5" w:uiPriority="65"/>
+    <w:lsdException w:name="Medium List 2 Accent 5" w:uiPriority="66"/>
+    <w:lsdException w:name="Medium Grid 1 Accent 5" w:uiPriority="67"/>
+    <w:lsdException w:name="Medium Grid 2 Accent 5" w:uiPriority="68"/>
+    <w:lsdException w:name="Medium Grid 3 Accent 5" w:uiPriority="69"/>
+    <w:lsdException w:name="Dark List Accent 5" w:uiPriority="70"/>
+    <w:lsdException w:name="Colorful Shading Accent 5" w:uiPriority="71"/>
+    <w:lsdException w:name="Colorful List Accent 5" w:uiPriority="72"/>
+    <w:lsdException w:name="Colorful Grid Accent 5" w:uiPriority="73"/>
+    <w:lsdException w:name="Light Shading Accent 6" w:uiPriority="60"/>
+    <w:lsdException w:name="Light List Accent 6" w:uiPriority="61"/>
+    <w:lsdException w:name="Light Grid Accent 6" w:uiPriority="62"/>
+    <w:lsdException w:name="Medium Shading 1 Accent 6" w:uiPriority="63"/>
+    <w:lsdException w:name="Medium Shading 2 Accent 6" w:uiPriority="64"/>
+    <w:lsdException w:name="Medium List 1 Accent 6" w:uiPriority="65"/>
+    <w:lsdException w:name="Medium List 2 Accent 6" w:uiPriority="66"/>
+    <w:lsdException w:name="Medium Grid 1 Accent 6" w:uiPriority="67"/>
+    <w:lsdException w:name="Medium Grid 2 Accent 6" w:uiPriority="68"/>
+    <w:lsdException w:name="Medium Grid 3 Accent 6" w:uiPriority="69"/>
+    <w:lsdException w:name="Dark List Accent 6" w:uiPriority="70"/>
+    <w:lsdException w:name="Colorful Shading Accent 6" w:uiPriority="71"/>
+    <w:lsdException w:name="Colorful List Accent 6" w:uiPriority="72"/>
+    <w:lsdException w:name="Colorful Grid Accent 6" w:uiPriority="73"/>
+    <w:lsdException w:name="Subtle Emphasis" w:uiPriority="19" w:qFormat="1"/>
+    <w:lsdException w:name="Intense Emphasis" w:uiPriority="21" w:qFormat="1"/>
+    <w:lsdException w:name="Subtle Reference" w:uiPriority="31" w:qFormat="1"/>
+    <w:lsdException w:name="Intense Reference" w:uiPriority="32" w:qFormat="1"/>
+    <w:lsdException w:name="Book Title" w:uiPriority="33" w:qFormat="1"/>
+    <w:lsdException w:name="Bibliography" w:semiHidden="1" w:uiPriority="37" w:unhideWhenUsed="1"/>
+    <w:lsdException w:name="TOC Heading" w:semiHidden="1" w:uiPriority="39" w:unhideWhenUsed="1" w:qFormat="1"/>
+    <w:lsdException w:name="Plain Table 1" w:uiPriority="41"/>
+    <w:lsdException w:name="Plain Table 2" w:uiPriority="42"/>
+    <w:lsdException w:name="Plain Table 3" w:uiPriority="43"/>
+    <w:lsdException w:name="Plain Table 4" w:uiPriority="44"/>
+    <w:lsdException w:name="Plain Table 5" w:uiPriority="45"/>
+    <w:lsdException w:name="Grid Table Light" w:uiPriority="40"/>
+    <w:lsdException w:name="Grid Table 1 Light" w:uiPriority="46"/>
+    <w:lsdException w:name="Grid Table 2" w:uiPriority="47"/>
+    <w:lsdException w:name="Grid Table 3" w:uiPriority="48"/>
+    <w:lsdException w:name="Grid Table 4" w:uiPriority="49"/>
+    <w:lsdException w:name="Grid Table 5 Dark" w:uiPriority="50"/>
+    <w:lsdException w:name="Grid Table 6 Colorful" w:uiPriority="51"/>
+    <w:lsdException w:name="Grid Table 7 Colorful" w:uiPriority="52"/>
+    <w:lsdException w:name="Grid Table 1 Light Accent 1" w:uiPriority="46"/>
+    <w:lsdException w:name="Grid Table 2 Accent 1" w:uiPriority="47"/>
+    <w:lsdException w:name="Grid Table 3 Accent 1" w:uiPriority="48"/>
+    <w:lsdException w:name="Grid Table 4 Accent 1" w:uiPriority="49"/>
+    <w:lsdException w:name="Grid Table 5 Dark Accent 1" w:uiPriority="50"/>
+    <w:lsdException w:name="Grid Table 6 Colorful Accent 1" w:uiPriority="51"/>
+    <w:lsdException w:name="Grid Table 7 Colorful Accent 1" w:uiPriority="52"/>
+    <w:lsdException w:name="Grid Table 1 Light Accent 2" w:uiPriority="46"/>
+    <w:lsdException w:name="Grid Table 2 Accent 2" w:uiPriority="47"/>
+    <w:lsdException w:name="Grid Table 3 Accent 2" w:uiPriority="48"/>
+    <w:lsdException w:name="Grid Table 4 Accent 2" w:uiPriority="49"/>
+    <w:lsdException w:name="Grid Table 5 Dark Accent 2" w:uiPriority="50"/>
+    <w:lsdException w:name="Grid Table 6 Colorful Accent 2" w:uiPriority="51"/>
+    <w:lsdException w:name="Grid Table 7 Colorful Accent 2" w:uiPriority="52"/>
+    <w:lsdException w:name="Grid Table 1 Light Accent 3" w:uiPriority="46"/>
+    <w:lsdException w:name="Grid Table 2 Accent 3" w:uiPriority="47"/>
+    <w:lsdException w:name="Grid Table 3 Accent 3" w:uiPriority="48"/>
+    <w:lsdException w:name="Grid Table 4 Accent 3" w:uiPriority="49"/>
+    <w:lsdException w:name="Grid Table 5 Dark Accent 3" w:uiPriority="50"/>
+    <w:lsdException w:name="Grid Table 6 Colorful Accent 3" w:uiPriority="51"/>
+    <w:lsdException w:name="Grid Table 7 Colorful Accent 3" w:uiPriority="52"/>
+    <w:lsdException w:name="Grid Table 1 Light Accent 4" w:uiPriority="46"/>
+    <w:lsdException w:name="Grid Table 2 Accent 4" w:uiPriority="47"/>
+    <w:lsdException w:name="Grid Table 3 Accent 4" w:uiPriority="48"/>
+    <w:lsdException w:name="Grid Table 4 Accent 4" w:uiPriority="49"/>
+    <w:lsdException w:name="Grid Table 5 Dark Accent 4" w:uiPriority="50"/>
+    <w:lsdException w:name="Grid Table 6 Colorful Accent 4" w:uiPriority="51"/>
+    <w:lsdException w:name="Grid Table 7 Colorful Accent 4" w:uiPriority="52"/>
+    <w:lsdException w:name="Grid Table 1 Light Accent 5" w:uiPriority="46"/>
+    <w:lsdException w:name="Grid Table 2 Accent 5" w:uiPriority="47"/>
+    <w:lsdException w:name="Grid Table 3 Accent 5" w:uiPriority="48"/>
+    <w:lsdException w:name="Grid Table 4 Accent 5" w:uiPriority="49"/>
+    <w:lsdException w:name="Grid Table 5 Dark Accent 5" w:uiPriority="50"/>
+    <w:lsdException w:name="Grid Table 6 Colorful Accent 5" w:uiPriority="51"/>
+    <w:lsdException w:name="Grid Table 7 Colorful Accent 5" w:uiPriority="52"/>
+    <w:lsdException w:name="Grid Table 1 Light Accent 6" w:uiPriority="46"/>
+    <w:lsdException w:name="Grid Table 2 Accent 6" w:uiPriority="47"/>
+    <w:lsdException w:name="Grid Table 3 Accent 6" w:uiPriority="48"/>
+    <w:lsdException w:name="Grid Table 4 Accent 6" w:uiPriority="49"/>
+    <w:lsdException w:name="Grid Table 5 Dark Accent 6" w:uiPriority="50"/>
+    <w:lsdException w:name="Grid Table 6 Colorful Accent 6" w:uiPriority="51"/>
+    <w:lsdException w:name="Grid Table 7 Colorful Accent 6" w:uiPriority="52"/>
+    <w:lsdException w:name="List Table 1 Light" w:uiPriority="46"/>
+    <w:lsdException w:name="List Table 2" w:uiPriority="47"/>
+    <w:lsdException w:name="List Table 3" w:uiPriority="48"/>
+    <w:lsdException w:name="List Table 4" w:uiPriority="49"/>
+    <w:lsdException w:name="List Table 5 Dark" w:uiPriority="50"/>
+    <w:lsdException w:name="List Table 6 Colorful" w:uiPriority="51"/>
+    <w:lsdException w:name="List Table 7 Colorful" w:uiPriority="52"/>
+    <w:lsdException w:name="List Table 1 Light Accent 1" w:uiPriority="46"/>
+    <w:lsdException w:name="List Table 2 Accent 1" w:uiPriority="47"/>
+    <w:lsdException w:name="List Table 3 Accent 1" w:uiPriority="48"/>
+    <w:lsdException w:name="List Table 4 Accent 1" w:uiPriority="49"/>
+    <w:lsdException w:name="List Table 5 Dark Accent 1" w:uiPriority="50"/>
+    <w:lsdException w:name="List Table 6 Colorful Accent 1" w:uiPriority="51"/>
+    <w:lsdException w:name="List Table 7 Colorful Accent 1" w:uiPriority="52"/>
+    <w:lsdException w:name="List Table 1 Light Accent 2" w:uiPriority="46"/>
+    <w:lsdException w:name="List Table 2 Accent 2" w:uiPriority="47"/>
+    <w:lsdException w:name="List Table 3 Accent 2" w:uiPriority="48"/>
+    <w:lsdException w:name="List Table 4 Accent 2" w:uiPriority="49"/>
+    <w:lsdException w:name="List Table 5 Dark Accent 2" w:uiPriority="50"/>
+    <w:lsdException w:name="List Table 6 Colorful Accent 2" w:uiPriority="51"/>
+    <w:lsdException w:name="List Table 7 Colorful Accent 2" w:uiPriority="52"/>
+    <w:lsdException w:name="List Table 1 Light Accent 3" w:uiPriority="46"/>
+    <w:lsdException w:name="List Table 2 Accent 3" w:uiPriority="47"/>
+    <w:lsdException w:name="List Table 3 Accent 3" w:uiPriority="48"/>
+    <w:lsdException w:name="List Table 4 Accent 3" w:uiPriority="49"/>
+    <w:lsdException w:name="List Table 5 Dark Accent 3" w:uiPriority="50"/>
+    <w:lsdException w:name="List Table 6 Colorful Accent 3" w:uiPriority="51"/>
+    <w:lsdException w:name="List Table 7 Colorful Accent 3" w:uiPriority="52"/>
+    <w:lsdException w:name="List Table 1 Light Accent 4" w:uiPriority="46"/>
+    <w:lsdException w:name="List Table 2 Accent 4" w:uiPriority="47"/>
+    <w:lsdException w:name="List Table 3 Accent 4" w:uiPriority="48"/>
+    <w:lsdException w:name="List Table 4 Accent 4" w:uiPriority="49"/>
+    <w:lsdException w:name="List Table 5 Dark Accent 4" w:uiPriority="50"/>
+    <w:lsdException w:name="List Table 6 Colorful Accent 4" w:uiPriority="51"/>
+    <w:lsdException w:name="List Table 7 Colorful Accent 4" w:uiPriority="52"/>
+    <w:lsdException w:name="List Table 1 Light Accent 5" w:uiPriority="46"/>
+    <w:lsdException w:name="List Table 2 Accent 5" w:uiPriority="47"/>
+    <w:lsdException w:name="List Table 3 Accent 5" w:uiPriority="48"/>
+    <w:lsdException w:name="List Table 4 Accent 5" w:uiPriority="49"/>
+    <w:lsdException w:name="List Table 5 Dark Accent 5" w:uiPriority="50"/>
+    <w:lsdException w:name="List Table 6 Colorful Accent 5" w:uiPriority="51"/>
+    <w:lsdException w:name="List Table 7 Colorful Accent 5" w:uiPriority="52"/>
+    <w:lsdException w:name="List Table 1 Light Accent 6" w:uiPriority="46"/>
+    <w:lsdException w:name="List Table 2 Accent 6" w:uiPriority="47"/>
+    <w:lsdException w:name="List Table 3 Accent 6" w:uiPriority="48"/>
+    <w:lsdException w:name="List Table 4 Accent 6" w:uiPriority="49"/>
+    <w:lsdException w:name="List Table 5 Dark Accent 6" w:uiPriority="50"/>
+    <w:lsdException w:name="List Table 6 Colorful Accent 6" w:uiPriority="51"/>
+    <w:lsdException w:name="List Table 7 Colorful Accent 6" w:uiPriority="52"/>
+    <w:lsdException w:name="Mention" w:semiHidden="1" w:unhideWhenUsed="1"/>
+    <w:lsdException w:name="Smart Hyperlink" w:semiHidden="1" w:unhideWhenUsed="1"/>
+    <w:lsdException w:name="Hashtag" w:semiHidden="1" w:unhideWhenUsed="1"/>
+    <w:lsdException w:name="Unresolved Mention" w:semiHidden="1" w:unhideWhenUsed="1"/>
+    <w:lsdException w:name="Smart Link" w:semiHidden="1" w:unhideWhenUsed="1"/>
   </w:latentStyles>
   <w:style w:type="paragraph" w:default="1" w:styleId="Normal">
     <w:name w:val="Normal"/>
